--- a/assets/Manuscripts/L1715_Sim03_EAP.docx
+++ b/assets/Manuscripts/L1715_Sim03_EAP.docx
@@ -75,6 +75,7 @@
         </w:rPr>
         <w:t>&lt;</w:t>
       </w:r>
+      <w:proofErr w:type="spellStart"/>
       <w:r>
         <w:rPr>
           <w:rFonts w:ascii="Times New Roman" w:hAnsi="Times New Roman" w:cs="Times New Roman"/>
@@ -89,6 +90,7 @@
         </w:rPr>
         <w:t>n</w:t>
       </w:r>
+      <w:proofErr w:type="spellEnd"/>
       <w:r>
         <w:rPr>
           <w:rFonts w:ascii="Times New Roman" w:hAnsi="Times New Roman" w:cs="Times New Roman"/>
@@ -124,7 +126,23 @@
           <w:rFonts w:ascii="Times New Roman" w:hAnsi="Times New Roman" w:cs="Times New Roman"/>
           <w:color w:val="000000"/>
         </w:rPr>
-        <w:t>&lt;ct&gt;</w:t>
+        <w:t>&lt;</w:t>
+      </w:r>
+      <w:proofErr w:type="spellStart"/>
+      <w:r>
+        <w:rPr>
+          <w:rFonts w:ascii="Times New Roman" w:hAnsi="Times New Roman" w:cs="Times New Roman"/>
+          <w:color w:val="000000"/>
+        </w:rPr>
+        <w:t>ct</w:t>
+      </w:r>
+      <w:proofErr w:type="spellEnd"/>
+      <w:r>
+        <w:rPr>
+          <w:rFonts w:ascii="Times New Roman" w:hAnsi="Times New Roman" w:cs="Times New Roman"/>
+          <w:color w:val="000000"/>
+        </w:rPr>
+        <w:t>&gt;</w:t>
       </w:r>
       <w:r>
         <w:rPr>
@@ -192,8 +210,6 @@
         <w:spacing w:line="480" w:lineRule="auto"/>
         <w:rPr>
           <w:rFonts w:ascii="Times New Roman" w:eastAsia="Times New Roman" w:hAnsi="Times New Roman" w:cs="Times New Roman"/>
-          <w:b/>
-          <w:bCs/>
           <w:color w:val="000000"/>
         </w:rPr>
       </w:pPr>
@@ -460,7 +476,39 @@
           <w:rFonts w:ascii="Times New Roman" w:hAnsi="Times New Roman" w:cs="Times New Roman"/>
           <w:color w:val="000000"/>
         </w:rPr>
-        <w:t>the start of the class. In the past, I have assigned the roles when I assign the groups.</w:t>
+        <w:t xml:space="preserve">the start of the class. In the past, I have assigned </w:t>
+      </w:r>
+      <w:proofErr w:type="gramStart"/>
+      <w:r>
+        <w:rPr>
+          <w:rFonts w:ascii="Times New Roman" w:hAnsi="Times New Roman" w:cs="Times New Roman"/>
+          <w:color w:val="000000"/>
+        </w:rPr>
+        <w:t>the roles</w:t>
+      </w:r>
+      <w:proofErr w:type="gramEnd"/>
+      <w:r>
+        <w:rPr>
+          <w:rFonts w:ascii="Times New Roman" w:hAnsi="Times New Roman" w:cs="Times New Roman"/>
+          <w:color w:val="000000"/>
+        </w:rPr>
+        <w:t xml:space="preserve"> when I </w:t>
+      </w:r>
+      <w:proofErr w:type="gramStart"/>
+      <w:r>
+        <w:rPr>
+          <w:rFonts w:ascii="Times New Roman" w:hAnsi="Times New Roman" w:cs="Times New Roman"/>
+          <w:color w:val="000000"/>
+        </w:rPr>
+        <w:t>assign</w:t>
+      </w:r>
+      <w:proofErr w:type="gramEnd"/>
+      <w:r>
+        <w:rPr>
+          <w:rFonts w:ascii="Times New Roman" w:hAnsi="Times New Roman" w:cs="Times New Roman"/>
+          <w:color w:val="000000"/>
+        </w:rPr>
+        <w:t xml:space="preserve"> the groups.</w:t>
       </w:r>
     </w:p>
     <w:p>
@@ -514,8 +562,6 @@
         <w:spacing w:line="480" w:lineRule="auto"/>
         <w:rPr>
           <w:rFonts w:ascii="Times New Roman" w:eastAsia="Times New Roman" w:hAnsi="Times New Roman" w:cs="Times New Roman"/>
-          <w:b/>
-          <w:bCs/>
           <w:color w:val="000000"/>
         </w:rPr>
       </w:pPr>
@@ -525,7 +571,39 @@
           <w:color w:val="000000"/>
         </w:rPr>
         <w:lastRenderedPageBreak/>
-        <w:t>In groups of three to six, health care providers (HCPs) will review an EAP or create an EAP. The EAP will address three situations: SCA, SMR with equipment removal, and life-threatening bleeding. This is intended to prepare the HCP for a future simulation or situation. Each student will be assigned a specific role and will discuss and review the EAP and conditions from that perspective. As a group, the EAP will be discussed for appropriateness, effectiveness, and clarity, and it will also be reviewed with equipment and in the actual spaces: pool, field, classroom, and stadium. Please speak to the instructor to clarify the EAP review or creation process for these situations.</w:t>
+        <w:t xml:space="preserve">In groups of three to six, health care providers (HCPs) will review </w:t>
+      </w:r>
+      <w:proofErr w:type="gramStart"/>
+      <w:r>
+        <w:rPr>
+          <w:rFonts w:ascii="Times New Roman" w:hAnsi="Times New Roman" w:cs="Times New Roman"/>
+          <w:color w:val="000000"/>
+        </w:rPr>
+        <w:t>an EAP</w:t>
+      </w:r>
+      <w:proofErr w:type="gramEnd"/>
+      <w:r>
+        <w:rPr>
+          <w:rFonts w:ascii="Times New Roman" w:hAnsi="Times New Roman" w:cs="Times New Roman"/>
+          <w:color w:val="000000"/>
+        </w:rPr>
+        <w:t xml:space="preserve"> or create </w:t>
+      </w:r>
+      <w:proofErr w:type="gramStart"/>
+      <w:r>
+        <w:rPr>
+          <w:rFonts w:ascii="Times New Roman" w:hAnsi="Times New Roman" w:cs="Times New Roman"/>
+          <w:color w:val="000000"/>
+        </w:rPr>
+        <w:t>an EAP</w:t>
+      </w:r>
+      <w:proofErr w:type="gramEnd"/>
+      <w:r>
+        <w:rPr>
+          <w:rFonts w:ascii="Times New Roman" w:hAnsi="Times New Roman" w:cs="Times New Roman"/>
+          <w:color w:val="000000"/>
+        </w:rPr>
+        <w:t>. The EAP will address three situations: SCA, SMR with equipment removal, and life-threatening bleeding. This is intended to prepare the HCP for a future simulation or situation. Each student will be assigned a specific role and will discuss and review the EAP and conditions from that perspective. As a group, the EAP will be discussed for appropriateness, effectiveness, and clarity, and it will also be reviewed with equipment and in the actual spaces: pool, field, classroom, and stadium. Please speak to the instructor to clarify the EAP review or creation process for these situations.</w:t>
       </w:r>
     </w:p>
     <w:p>
@@ -601,7 +679,23 @@
           <w:rFonts w:ascii="Times New Roman" w:hAnsi="Times New Roman" w:cs="Times New Roman"/>
           <w:color w:val="000000"/>
         </w:rPr>
-        <w:t>HCPs should have beginning to advanced knowledge of EAPs, knowledge of cardiopulmonary resuscitation (CPR) (BLS certified), knowledge of life-threatening bleeding, and knowledge of SMR with equipment removal.</w:t>
+        <w:t xml:space="preserve">HCPs should </w:t>
+      </w:r>
+      <w:proofErr w:type="gramStart"/>
+      <w:r>
+        <w:rPr>
+          <w:rFonts w:ascii="Times New Roman" w:hAnsi="Times New Roman" w:cs="Times New Roman"/>
+          <w:color w:val="000000"/>
+        </w:rPr>
+        <w:t>have beginning to</w:t>
+      </w:r>
+      <w:proofErr w:type="gramEnd"/>
+      <w:r>
+        <w:rPr>
+          <w:rFonts w:ascii="Times New Roman" w:hAnsi="Times New Roman" w:cs="Times New Roman"/>
+          <w:color w:val="000000"/>
+        </w:rPr>
+        <w:t xml:space="preserve"> advanced knowledge of EAPs, knowledge of cardiopulmonary resuscitation (CPR) (BLS certified), knowledge of life-threatening bleeding, and knowledge of SMR with equipment removal.</w:t>
       </w:r>
     </w:p>
     <w:p>
@@ -912,7 +1006,27 @@
           <w:bCs/>
           <w:color w:val="000000"/>
         </w:rPr>
-        <w:t>\qqBEGIN downloadable content: Button name: Simulation Schedule</w:t>
+        <w:t>\</w:t>
+      </w:r>
+      <w:proofErr w:type="spellStart"/>
+      <w:r>
+        <w:rPr>
+          <w:rFonts w:ascii="Times New Roman" w:eastAsia="Times New Roman" w:hAnsi="Times New Roman" w:cs="Times New Roman"/>
+          <w:b/>
+          <w:bCs/>
+          <w:color w:val="000000"/>
+        </w:rPr>
+        <w:t>qqBEGIN</w:t>
+      </w:r>
+      <w:proofErr w:type="spellEnd"/>
+      <w:r>
+        <w:rPr>
+          <w:rFonts w:ascii="Times New Roman" w:eastAsia="Times New Roman" w:hAnsi="Times New Roman" w:cs="Times New Roman"/>
+          <w:b/>
+          <w:bCs/>
+          <w:color w:val="000000"/>
+        </w:rPr>
+        <w:t xml:space="preserve"> downloadable content: Button name: Simulation Schedule</w:t>
       </w:r>
     </w:p>
     <w:p>
@@ -1925,7 +2039,25 @@
           <w:bCs/>
           <w:color w:val="000000"/>
         </w:rPr>
-        <w:t>\qqEND downloadable content</w:t>
+        <w:t>\</w:t>
+      </w:r>
+      <w:proofErr w:type="spellStart"/>
+      <w:r>
+        <w:rPr>
+          <w:b/>
+          <w:bCs/>
+          <w:color w:val="000000"/>
+        </w:rPr>
+        <w:t>qqEND</w:t>
+      </w:r>
+      <w:proofErr w:type="spellEnd"/>
+      <w:r>
+        <w:rPr>
+          <w:b/>
+          <w:bCs/>
+          <w:color w:val="000000"/>
+        </w:rPr>
+        <w:t xml:space="preserve"> downloadable content</w:t>
       </w:r>
       <w:r>
         <w:rPr>
@@ -1962,7 +2094,27 @@
           <w:bCs/>
           <w:color w:val="000000"/>
         </w:rPr>
-        <w:t>\qq:BEGIN downloadable content. Button name: Personnel, Equipment, and Moulag</w:t>
+        <w:t>\</w:t>
+      </w:r>
+      <w:proofErr w:type="spellStart"/>
+      <w:r>
+        <w:rPr>
+          <w:rFonts w:ascii="Times New Roman" w:eastAsia="Times New Roman" w:hAnsi="Times New Roman" w:cs="Times New Roman"/>
+          <w:b/>
+          <w:bCs/>
+          <w:color w:val="000000"/>
+        </w:rPr>
+        <w:t>qq:BEGIN</w:t>
+      </w:r>
+      <w:proofErr w:type="spellEnd"/>
+      <w:r>
+        <w:rPr>
+          <w:rFonts w:ascii="Times New Roman" w:eastAsia="Times New Roman" w:hAnsi="Times New Roman" w:cs="Times New Roman"/>
+          <w:b/>
+          <w:bCs/>
+          <w:color w:val="000000"/>
+        </w:rPr>
+        <w:t xml:space="preserve"> downloadable content. Button name: Personnel, Equipment, and Moulag</w:t>
       </w:r>
       <w:r>
         <w:rPr>
@@ -4455,6 +4607,7 @@
         </w:rPr>
         <w:t>\</w:t>
       </w:r>
+      <w:proofErr w:type="spellStart"/>
       <w:r>
         <w:rPr>
           <w:rFonts w:ascii="Times New Roman" w:hAnsi="Times New Roman" w:cs="Times New Roman"/>
@@ -4471,7 +4624,17 @@
           <w:bCs/>
           <w:color w:val="000000"/>
         </w:rPr>
-        <w:t>END downloadable content</w:t>
+        <w:t>END</w:t>
+      </w:r>
+      <w:proofErr w:type="spellEnd"/>
+      <w:r>
+        <w:rPr>
+          <w:rFonts w:ascii="Times New Roman" w:hAnsi="Times New Roman" w:cs="Times New Roman"/>
+          <w:b/>
+          <w:bCs/>
+          <w:color w:val="000000"/>
+        </w:rPr>
+        <w:t xml:space="preserve"> downloadable content</w:t>
       </w:r>
       <w:r>
         <w:rPr>
@@ -4510,7 +4673,27 @@
           <w:bCs/>
           <w:color w:val="000000"/>
         </w:rPr>
-        <w:t>\qqBEGIN downloadable content. Button name: Situation and Settin</w:t>
+        <w:t>\</w:t>
+      </w:r>
+      <w:proofErr w:type="spellStart"/>
+      <w:r>
+        <w:rPr>
+          <w:rFonts w:ascii="Times New Roman" w:eastAsia="Times New Roman" w:hAnsi="Times New Roman" w:cs="Times New Roman"/>
+          <w:b/>
+          <w:bCs/>
+          <w:color w:val="000000"/>
+        </w:rPr>
+        <w:t>qqBEGIN</w:t>
+      </w:r>
+      <w:proofErr w:type="spellEnd"/>
+      <w:r>
+        <w:rPr>
+          <w:rFonts w:ascii="Times New Roman" w:eastAsia="Times New Roman" w:hAnsi="Times New Roman" w:cs="Times New Roman"/>
+          <w:b/>
+          <w:bCs/>
+          <w:color w:val="000000"/>
+        </w:rPr>
+        <w:t xml:space="preserve"> downloadable content. Button name: Situation and Settin</w:t>
       </w:r>
       <w:r>
         <w:rPr>
@@ -4687,7 +4870,7 @@
         <w:rPr>
           <w:color w:val="000000"/>
         </w:rPr>
-        <w:t>ootball field or similar, classroom or near classroom, stadium or arena or similar, swimming pool, or other atypical setting (gymnastics, ice).</w:t>
+        <w:t>ootball field or similar, classroom or near classroom, stadium or arena or similar, swimming pool, or other atypical setting (gymnastics, ice)</w:t>
       </w:r>
     </w:p>
     <w:p>
@@ -4709,7 +4892,27 @@
           <w:bCs/>
           <w:color w:val="000000"/>
         </w:rPr>
-        <w:t>\qqEND downloadable content\</w:t>
+        <w:t>\</w:t>
+      </w:r>
+      <w:proofErr w:type="spellStart"/>
+      <w:r>
+        <w:rPr>
+          <w:rFonts w:ascii="Times New Roman" w:hAnsi="Times New Roman" w:cs="Times New Roman"/>
+          <w:b/>
+          <w:bCs/>
+          <w:color w:val="000000"/>
+        </w:rPr>
+        <w:t>qqEND</w:t>
+      </w:r>
+      <w:proofErr w:type="spellEnd"/>
+      <w:r>
+        <w:rPr>
+          <w:rFonts w:ascii="Times New Roman" w:hAnsi="Times New Roman" w:cs="Times New Roman"/>
+          <w:b/>
+          <w:bCs/>
+          <w:color w:val="000000"/>
+        </w:rPr>
+        <w:t xml:space="preserve"> downloadable content\</w:t>
       </w:r>
     </w:p>
     <w:p>
@@ -4741,7 +4944,27 @@
           <w:color w:val="000000"/>
         </w:rPr>
         <w:lastRenderedPageBreak/>
-        <w:t xml:space="preserve">\qqID: Place the following </w:t>
+        <w:t>\</w:t>
+      </w:r>
+      <w:proofErr w:type="spellStart"/>
+      <w:r>
+        <w:rPr>
+          <w:rFonts w:ascii="Times New Roman" w:eastAsia="Times New Roman" w:hAnsi="Times New Roman" w:cs="Times New Roman"/>
+          <w:b/>
+          <w:bCs/>
+          <w:color w:val="000000"/>
+        </w:rPr>
+        <w:t>qqID</w:t>
+      </w:r>
+      <w:proofErr w:type="spellEnd"/>
+      <w:r>
+        <w:rPr>
+          <w:rFonts w:ascii="Times New Roman" w:eastAsia="Times New Roman" w:hAnsi="Times New Roman" w:cs="Times New Roman"/>
+          <w:b/>
+          <w:bCs/>
+          <w:color w:val="000000"/>
+        </w:rPr>
+        <w:t xml:space="preserve">: Place the following </w:t>
       </w:r>
       <w:r>
         <w:rPr>
@@ -4833,7 +5056,27 @@
           <w:bCs/>
           <w:color w:val="000000"/>
         </w:rPr>
-        <w:t>\qqBEGIN downloadable content. Button name: Instructions for Football SP</w:t>
+        <w:t>\</w:t>
+      </w:r>
+      <w:proofErr w:type="spellStart"/>
+      <w:r>
+        <w:rPr>
+          <w:rFonts w:ascii="Times New Roman" w:eastAsia="Times New Roman" w:hAnsi="Times New Roman" w:cs="Times New Roman"/>
+          <w:b/>
+          <w:bCs/>
+          <w:color w:val="000000"/>
+        </w:rPr>
+        <w:t>qqBEGIN</w:t>
+      </w:r>
+      <w:proofErr w:type="spellEnd"/>
+      <w:r>
+        <w:rPr>
+          <w:rFonts w:ascii="Times New Roman" w:eastAsia="Times New Roman" w:hAnsi="Times New Roman" w:cs="Times New Roman"/>
+          <w:b/>
+          <w:bCs/>
+          <w:color w:val="000000"/>
+        </w:rPr>
+        <w:t xml:space="preserve"> downloadable content. Button name: Instructions for Football SP</w:t>
       </w:r>
     </w:p>
     <w:p>
@@ -5188,7 +5431,23 @@
           <w:rFonts w:ascii="Times New Roman" w:eastAsia="Times New Roman" w:hAnsi="Times New Roman" w:cs="Times New Roman"/>
           <w:color w:val="000000"/>
         </w:rPr>
-        <w:t>out” is used to immediately stop a simulation. As the standardized patient</w:t>
+        <w:t xml:space="preserve">out” is used to immediately stop a simulation. As </w:t>
+      </w:r>
+      <w:proofErr w:type="gramStart"/>
+      <w:r>
+        <w:rPr>
+          <w:rFonts w:ascii="Times New Roman" w:eastAsia="Times New Roman" w:hAnsi="Times New Roman" w:cs="Times New Roman"/>
+          <w:color w:val="000000"/>
+        </w:rPr>
+        <w:t>the</w:t>
+      </w:r>
+      <w:proofErr w:type="gramEnd"/>
+      <w:r>
+        <w:rPr>
+          <w:rFonts w:ascii="Times New Roman" w:eastAsia="Times New Roman" w:hAnsi="Times New Roman" w:cs="Times New Roman"/>
+          <w:color w:val="000000"/>
+        </w:rPr>
+        <w:t xml:space="preserve"> standardized patient</w:t>
       </w:r>
       <w:r>
         <w:rPr>
@@ -5299,45 +5558,85 @@
           <w:bCs/>
           <w:color w:val="000000"/>
         </w:rPr>
-        <w:t>\qqEND downloadable content</w:t>
-      </w:r>
-      <w:r>
-        <w:rPr>
-          <w:rFonts w:ascii="Times New Roman" w:hAnsi="Times New Roman" w:cs="Times New Roman"/>
-          <w:b/>
-          <w:bCs/>
-          <w:color w:val="000000"/>
-        </w:rPr>
         <w:t>\</w:t>
       </w:r>
-    </w:p>
-    <w:p>
-      <w:pPr>
-        <w:spacing w:line="480" w:lineRule="auto"/>
-        <w:rPr>
-          <w:rFonts w:ascii="Times New Roman" w:hAnsi="Times New Roman" w:cs="Times New Roman"/>
-          <w:color w:val="000000"/>
-        </w:rPr>
-      </w:pPr>
-    </w:p>
-    <w:p>
-      <w:pPr>
-        <w:spacing w:line="480" w:lineRule="auto"/>
-        <w:rPr>
-          <w:rFonts w:ascii="Times New Roman" w:eastAsia="Times New Roman" w:hAnsi="Times New Roman" w:cs="Times New Roman"/>
-          <w:b/>
-          <w:bCs/>
-          <w:color w:val="000000"/>
-        </w:rPr>
-      </w:pPr>
-      <w:r>
-        <w:rPr>
-          <w:rFonts w:ascii="Times New Roman" w:eastAsia="Times New Roman" w:hAnsi="Times New Roman" w:cs="Times New Roman"/>
-          <w:b/>
-          <w:bCs/>
-          <w:color w:val="000000"/>
-        </w:rPr>
-        <w:t xml:space="preserve">\qqBEGIN downloadable content. Button name: Instructions for </w:t>
+      <w:proofErr w:type="spellStart"/>
+      <w:r>
+        <w:rPr>
+          <w:rFonts w:ascii="Times New Roman" w:hAnsi="Times New Roman" w:cs="Times New Roman"/>
+          <w:b/>
+          <w:bCs/>
+          <w:color w:val="000000"/>
+        </w:rPr>
+        <w:t>qqEND</w:t>
+      </w:r>
+      <w:proofErr w:type="spellEnd"/>
+      <w:r>
+        <w:rPr>
+          <w:rFonts w:ascii="Times New Roman" w:hAnsi="Times New Roman" w:cs="Times New Roman"/>
+          <w:b/>
+          <w:bCs/>
+          <w:color w:val="000000"/>
+        </w:rPr>
+        <w:t xml:space="preserve"> downloadable content</w:t>
+      </w:r>
+      <w:r>
+        <w:rPr>
+          <w:rFonts w:ascii="Times New Roman" w:hAnsi="Times New Roman" w:cs="Times New Roman"/>
+          <w:b/>
+          <w:bCs/>
+          <w:color w:val="000000"/>
+        </w:rPr>
+        <w:t>\</w:t>
+      </w:r>
+    </w:p>
+    <w:p>
+      <w:pPr>
+        <w:spacing w:line="480" w:lineRule="auto"/>
+        <w:rPr>
+          <w:rFonts w:ascii="Times New Roman" w:hAnsi="Times New Roman" w:cs="Times New Roman"/>
+          <w:color w:val="000000"/>
+        </w:rPr>
+      </w:pPr>
+    </w:p>
+    <w:p>
+      <w:pPr>
+        <w:spacing w:line="480" w:lineRule="auto"/>
+        <w:rPr>
+          <w:rFonts w:ascii="Times New Roman" w:eastAsia="Times New Roman" w:hAnsi="Times New Roman" w:cs="Times New Roman"/>
+          <w:b/>
+          <w:bCs/>
+          <w:color w:val="000000"/>
+        </w:rPr>
+      </w:pPr>
+      <w:r>
+        <w:rPr>
+          <w:rFonts w:ascii="Times New Roman" w:eastAsia="Times New Roman" w:hAnsi="Times New Roman" w:cs="Times New Roman"/>
+          <w:b/>
+          <w:bCs/>
+          <w:color w:val="000000"/>
+        </w:rPr>
+        <w:t>\</w:t>
+      </w:r>
+      <w:proofErr w:type="spellStart"/>
+      <w:r>
+        <w:rPr>
+          <w:rFonts w:ascii="Times New Roman" w:eastAsia="Times New Roman" w:hAnsi="Times New Roman" w:cs="Times New Roman"/>
+          <w:b/>
+          <w:bCs/>
+          <w:color w:val="000000"/>
+        </w:rPr>
+        <w:t>qqBEGIN</w:t>
+      </w:r>
+      <w:proofErr w:type="spellEnd"/>
+      <w:r>
+        <w:rPr>
+          <w:rFonts w:ascii="Times New Roman" w:eastAsia="Times New Roman" w:hAnsi="Times New Roman" w:cs="Times New Roman"/>
+          <w:b/>
+          <w:bCs/>
+          <w:color w:val="000000"/>
+        </w:rPr>
+        <w:t xml:space="preserve"> downloadable content. Button name: Instructions for </w:t>
       </w:r>
       <w:r>
         <w:rPr>
@@ -5935,7 +6234,23 @@
           <w:rFonts w:ascii="Times New Roman" w:eastAsia="Times New Roman" w:hAnsi="Times New Roman" w:cs="Times New Roman"/>
           <w:color w:val="000000"/>
         </w:rPr>
-        <w:t>out” is used to immediately stop a simulation. As the standardized patient</w:t>
+        <w:t xml:space="preserve">out” is used to immediately stop a simulation. As </w:t>
+      </w:r>
+      <w:proofErr w:type="gramStart"/>
+      <w:r>
+        <w:rPr>
+          <w:rFonts w:ascii="Times New Roman" w:eastAsia="Times New Roman" w:hAnsi="Times New Roman" w:cs="Times New Roman"/>
+          <w:color w:val="000000"/>
+        </w:rPr>
+        <w:t>the</w:t>
+      </w:r>
+      <w:proofErr w:type="gramEnd"/>
+      <w:r>
+        <w:rPr>
+          <w:rFonts w:ascii="Times New Roman" w:eastAsia="Times New Roman" w:hAnsi="Times New Roman" w:cs="Times New Roman"/>
+          <w:color w:val="000000"/>
+        </w:rPr>
+        <w:t xml:space="preserve"> standardized patient</w:t>
       </w:r>
       <w:r>
         <w:rPr>
@@ -6039,45 +6354,85 @@
           <w:bCs/>
           <w:color w:val="000000"/>
         </w:rPr>
-        <w:t>\qqEND downloadable content</w:t>
-      </w:r>
-      <w:r>
-        <w:rPr>
-          <w:rFonts w:ascii="Times New Roman" w:hAnsi="Times New Roman" w:cs="Times New Roman"/>
-          <w:b/>
-          <w:bCs/>
-          <w:color w:val="000000"/>
-        </w:rPr>
         <w:t>\</w:t>
       </w:r>
-    </w:p>
-    <w:p>
-      <w:pPr>
-        <w:spacing w:line="480" w:lineRule="auto"/>
-        <w:rPr>
-          <w:rFonts w:ascii="Times New Roman" w:hAnsi="Times New Roman" w:cs="Times New Roman"/>
-          <w:color w:val="000000"/>
-        </w:rPr>
-      </w:pPr>
-    </w:p>
-    <w:p>
-      <w:pPr>
-        <w:spacing w:line="480" w:lineRule="auto"/>
-        <w:rPr>
-          <w:rFonts w:ascii="Times New Roman" w:hAnsi="Times New Roman" w:cs="Times New Roman"/>
-          <w:b/>
-          <w:bCs/>
-          <w:color w:val="000000"/>
-        </w:rPr>
-      </w:pPr>
-      <w:r>
-        <w:rPr>
-          <w:rFonts w:ascii="Times New Roman" w:hAnsi="Times New Roman" w:cs="Times New Roman"/>
-          <w:b/>
-          <w:bCs/>
-          <w:color w:val="000000"/>
-        </w:rPr>
-        <w:t>\qqBEGIN downloadable content</w:t>
+      <w:proofErr w:type="spellStart"/>
+      <w:r>
+        <w:rPr>
+          <w:rFonts w:ascii="Times New Roman" w:hAnsi="Times New Roman" w:cs="Times New Roman"/>
+          <w:b/>
+          <w:bCs/>
+          <w:color w:val="000000"/>
+        </w:rPr>
+        <w:t>qqEND</w:t>
+      </w:r>
+      <w:proofErr w:type="spellEnd"/>
+      <w:r>
+        <w:rPr>
+          <w:rFonts w:ascii="Times New Roman" w:hAnsi="Times New Roman" w:cs="Times New Roman"/>
+          <w:b/>
+          <w:bCs/>
+          <w:color w:val="000000"/>
+        </w:rPr>
+        <w:t xml:space="preserve"> downloadable content</w:t>
+      </w:r>
+      <w:r>
+        <w:rPr>
+          <w:rFonts w:ascii="Times New Roman" w:hAnsi="Times New Roman" w:cs="Times New Roman"/>
+          <w:b/>
+          <w:bCs/>
+          <w:color w:val="000000"/>
+        </w:rPr>
+        <w:t>\</w:t>
+      </w:r>
+    </w:p>
+    <w:p>
+      <w:pPr>
+        <w:spacing w:line="480" w:lineRule="auto"/>
+        <w:rPr>
+          <w:rFonts w:ascii="Times New Roman" w:hAnsi="Times New Roman" w:cs="Times New Roman"/>
+          <w:color w:val="000000"/>
+        </w:rPr>
+      </w:pPr>
+    </w:p>
+    <w:p>
+      <w:pPr>
+        <w:spacing w:line="480" w:lineRule="auto"/>
+        <w:rPr>
+          <w:rFonts w:ascii="Times New Roman" w:hAnsi="Times New Roman" w:cs="Times New Roman"/>
+          <w:b/>
+          <w:bCs/>
+          <w:color w:val="000000"/>
+        </w:rPr>
+      </w:pPr>
+      <w:r>
+        <w:rPr>
+          <w:rFonts w:ascii="Times New Roman" w:hAnsi="Times New Roman" w:cs="Times New Roman"/>
+          <w:b/>
+          <w:bCs/>
+          <w:color w:val="000000"/>
+        </w:rPr>
+        <w:t>\</w:t>
+      </w:r>
+      <w:proofErr w:type="spellStart"/>
+      <w:r>
+        <w:rPr>
+          <w:rFonts w:ascii="Times New Roman" w:hAnsi="Times New Roman" w:cs="Times New Roman"/>
+          <w:b/>
+          <w:bCs/>
+          <w:color w:val="000000"/>
+        </w:rPr>
+        <w:t>qqBEGIN</w:t>
+      </w:r>
+      <w:proofErr w:type="spellEnd"/>
+      <w:r>
+        <w:rPr>
+          <w:rFonts w:ascii="Times New Roman" w:hAnsi="Times New Roman" w:cs="Times New Roman"/>
+          <w:b/>
+          <w:bCs/>
+          <w:color w:val="000000"/>
+        </w:rPr>
+        <w:t xml:space="preserve"> downloadable content</w:t>
       </w:r>
       <w:r>
         <w:rPr>
@@ -6149,7 +6504,23 @@
           <w:rFonts w:ascii="Times New Roman" w:hAnsi="Times New Roman" w:cs="Times New Roman"/>
           <w:color w:val="000000"/>
         </w:rPr>
-        <w:t>You will sit in a location predetermined with you and the proctor.</w:t>
+        <w:t xml:space="preserve">You will sit in a </w:t>
+      </w:r>
+      <w:proofErr w:type="gramStart"/>
+      <w:r>
+        <w:rPr>
+          <w:rFonts w:ascii="Times New Roman" w:hAnsi="Times New Roman" w:cs="Times New Roman"/>
+          <w:color w:val="000000"/>
+        </w:rPr>
+        <w:t>location predetermined</w:t>
+      </w:r>
+      <w:proofErr w:type="gramEnd"/>
+      <w:r>
+        <w:rPr>
+          <w:rFonts w:ascii="Times New Roman" w:hAnsi="Times New Roman" w:cs="Times New Roman"/>
+          <w:color w:val="000000"/>
+        </w:rPr>
+        <w:t xml:space="preserve"> with you and the proctor.</w:t>
       </w:r>
       <w:r>
         <w:rPr>
@@ -6233,7 +6604,23 @@
           <w:rFonts w:ascii="Times New Roman" w:hAnsi="Times New Roman" w:cs="Times New Roman"/>
           <w:color w:val="000000"/>
         </w:rPr>
-        <w:t>After you are assessed for breathing and a pulse, the proctor will provide a CPR manikin when CPR is started.</w:t>
+        <w:t xml:space="preserve">After you are assessed for breathing and a pulse, the proctor will provide a CPR manikin when CPR </w:t>
+      </w:r>
+      <w:proofErr w:type="gramStart"/>
+      <w:r>
+        <w:rPr>
+          <w:rFonts w:ascii="Times New Roman" w:hAnsi="Times New Roman" w:cs="Times New Roman"/>
+          <w:color w:val="000000"/>
+        </w:rPr>
+        <w:t>is started</w:t>
+      </w:r>
+      <w:proofErr w:type="gramEnd"/>
+      <w:r>
+        <w:rPr>
+          <w:rFonts w:ascii="Times New Roman" w:hAnsi="Times New Roman" w:cs="Times New Roman"/>
+          <w:color w:val="000000"/>
+        </w:rPr>
+        <w:t>.</w:t>
       </w:r>
       <w:r>
         <w:rPr>
@@ -6491,7 +6878,23 @@
           <w:rFonts w:ascii="Times New Roman" w:eastAsia="Times New Roman" w:hAnsi="Times New Roman" w:cs="Times New Roman"/>
           <w:color w:val="000000"/>
         </w:rPr>
-        <w:t>out” is used to immediately stop a simulation. As the standardized patient</w:t>
+        <w:t xml:space="preserve">out” is used to immediately stop a simulation. As </w:t>
+      </w:r>
+      <w:proofErr w:type="gramStart"/>
+      <w:r>
+        <w:rPr>
+          <w:rFonts w:ascii="Times New Roman" w:eastAsia="Times New Roman" w:hAnsi="Times New Roman" w:cs="Times New Roman"/>
+          <w:color w:val="000000"/>
+        </w:rPr>
+        <w:t>the</w:t>
+      </w:r>
+      <w:proofErr w:type="gramEnd"/>
+      <w:r>
+        <w:rPr>
+          <w:rFonts w:ascii="Times New Roman" w:eastAsia="Times New Roman" w:hAnsi="Times New Roman" w:cs="Times New Roman"/>
+          <w:color w:val="000000"/>
+        </w:rPr>
+        <w:t xml:space="preserve"> standardized patient</w:t>
       </w:r>
       <w:r>
         <w:rPr>
@@ -6595,45 +6998,85 @@
           <w:bCs/>
           <w:color w:val="000000"/>
         </w:rPr>
-        <w:t>\qqEND downloadable content</w:t>
-      </w:r>
-      <w:r>
-        <w:rPr>
-          <w:rFonts w:ascii="Times New Roman" w:hAnsi="Times New Roman" w:cs="Times New Roman"/>
-          <w:b/>
-          <w:bCs/>
-          <w:color w:val="000000"/>
-        </w:rPr>
         <w:t>\</w:t>
       </w:r>
-    </w:p>
-    <w:p>
-      <w:pPr>
-        <w:spacing w:line="480" w:lineRule="auto"/>
-        <w:rPr>
-          <w:rFonts w:ascii="Times New Roman" w:hAnsi="Times New Roman" w:cs="Times New Roman"/>
-          <w:color w:val="000000"/>
-        </w:rPr>
-      </w:pPr>
-    </w:p>
-    <w:p>
-      <w:pPr>
-        <w:spacing w:line="480" w:lineRule="auto"/>
-        <w:rPr>
-          <w:rFonts w:ascii="Times New Roman" w:hAnsi="Times New Roman" w:cs="Times New Roman"/>
-          <w:b/>
-          <w:bCs/>
-          <w:color w:val="000000"/>
-        </w:rPr>
-      </w:pPr>
-      <w:r>
-        <w:rPr>
-          <w:rFonts w:ascii="Times New Roman" w:hAnsi="Times New Roman" w:cs="Times New Roman"/>
-          <w:b/>
-          <w:bCs/>
-          <w:color w:val="000000"/>
-        </w:rPr>
-        <w:t>\qqBEGIN downloadable content</w:t>
+      <w:proofErr w:type="spellStart"/>
+      <w:r>
+        <w:rPr>
+          <w:rFonts w:ascii="Times New Roman" w:hAnsi="Times New Roman" w:cs="Times New Roman"/>
+          <w:b/>
+          <w:bCs/>
+          <w:color w:val="000000"/>
+        </w:rPr>
+        <w:t>qqEND</w:t>
+      </w:r>
+      <w:proofErr w:type="spellEnd"/>
+      <w:r>
+        <w:rPr>
+          <w:rFonts w:ascii="Times New Roman" w:hAnsi="Times New Roman" w:cs="Times New Roman"/>
+          <w:b/>
+          <w:bCs/>
+          <w:color w:val="000000"/>
+        </w:rPr>
+        <w:t xml:space="preserve"> downloadable content</w:t>
+      </w:r>
+      <w:r>
+        <w:rPr>
+          <w:rFonts w:ascii="Times New Roman" w:hAnsi="Times New Roman" w:cs="Times New Roman"/>
+          <w:b/>
+          <w:bCs/>
+          <w:color w:val="000000"/>
+        </w:rPr>
+        <w:t>\</w:t>
+      </w:r>
+    </w:p>
+    <w:p>
+      <w:pPr>
+        <w:spacing w:line="480" w:lineRule="auto"/>
+        <w:rPr>
+          <w:rFonts w:ascii="Times New Roman" w:hAnsi="Times New Roman" w:cs="Times New Roman"/>
+          <w:color w:val="000000"/>
+        </w:rPr>
+      </w:pPr>
+    </w:p>
+    <w:p>
+      <w:pPr>
+        <w:spacing w:line="480" w:lineRule="auto"/>
+        <w:rPr>
+          <w:rFonts w:ascii="Times New Roman" w:hAnsi="Times New Roman" w:cs="Times New Roman"/>
+          <w:b/>
+          <w:bCs/>
+          <w:color w:val="000000"/>
+        </w:rPr>
+      </w:pPr>
+      <w:r>
+        <w:rPr>
+          <w:rFonts w:ascii="Times New Roman" w:hAnsi="Times New Roman" w:cs="Times New Roman"/>
+          <w:b/>
+          <w:bCs/>
+          <w:color w:val="000000"/>
+        </w:rPr>
+        <w:t>\</w:t>
+      </w:r>
+      <w:proofErr w:type="spellStart"/>
+      <w:r>
+        <w:rPr>
+          <w:rFonts w:ascii="Times New Roman" w:hAnsi="Times New Roman" w:cs="Times New Roman"/>
+          <w:b/>
+          <w:bCs/>
+          <w:color w:val="000000"/>
+        </w:rPr>
+        <w:t>qqBEGIN</w:t>
+      </w:r>
+      <w:proofErr w:type="spellEnd"/>
+      <w:r>
+        <w:rPr>
+          <w:rFonts w:ascii="Times New Roman" w:hAnsi="Times New Roman" w:cs="Times New Roman"/>
+          <w:b/>
+          <w:bCs/>
+          <w:color w:val="000000"/>
+        </w:rPr>
+        <w:t xml:space="preserve"> downloadable content</w:t>
       </w:r>
       <w:r>
         <w:rPr>
@@ -7424,7 +7867,23 @@
           <w:rFonts w:ascii="Times New Roman" w:eastAsia="Times New Roman" w:hAnsi="Times New Roman" w:cs="Times New Roman"/>
           <w:color w:val="000000"/>
         </w:rPr>
-        <w:t>out” is used to immediately stop a simulation. As the standardized patient</w:t>
+        <w:t xml:space="preserve">out” is used to immediately stop a simulation. As </w:t>
+      </w:r>
+      <w:proofErr w:type="gramStart"/>
+      <w:r>
+        <w:rPr>
+          <w:rFonts w:ascii="Times New Roman" w:eastAsia="Times New Roman" w:hAnsi="Times New Roman" w:cs="Times New Roman"/>
+          <w:color w:val="000000"/>
+        </w:rPr>
+        <w:t>the</w:t>
+      </w:r>
+      <w:proofErr w:type="gramEnd"/>
+      <w:r>
+        <w:rPr>
+          <w:rFonts w:ascii="Times New Roman" w:eastAsia="Times New Roman" w:hAnsi="Times New Roman" w:cs="Times New Roman"/>
+          <w:color w:val="000000"/>
+        </w:rPr>
+        <w:t xml:space="preserve"> standardized patient</w:t>
       </w:r>
       <w:r>
         <w:rPr>
@@ -7528,45 +7987,85 @@
           <w:bCs/>
           <w:color w:val="000000"/>
         </w:rPr>
-        <w:t>\qqEND downloadable content</w:t>
-      </w:r>
-      <w:r>
-        <w:rPr>
-          <w:rFonts w:ascii="Times New Roman" w:hAnsi="Times New Roman" w:cs="Times New Roman"/>
-          <w:b/>
-          <w:bCs/>
-          <w:color w:val="000000"/>
-        </w:rPr>
         <w:t>\</w:t>
       </w:r>
-    </w:p>
-    <w:p>
-      <w:pPr>
-        <w:spacing w:line="480" w:lineRule="auto"/>
-        <w:rPr>
-          <w:rFonts w:ascii="Times New Roman" w:hAnsi="Times New Roman" w:cs="Times New Roman"/>
-          <w:color w:val="000000"/>
-        </w:rPr>
-      </w:pPr>
-    </w:p>
-    <w:p>
-      <w:pPr>
-        <w:spacing w:line="480" w:lineRule="auto"/>
-        <w:rPr>
-          <w:rFonts w:ascii="Times New Roman" w:eastAsia="Times New Roman" w:hAnsi="Times New Roman" w:cs="Times New Roman"/>
-          <w:b/>
-          <w:bCs/>
-          <w:color w:val="000000"/>
-        </w:rPr>
-      </w:pPr>
-      <w:r>
-        <w:rPr>
-          <w:rFonts w:ascii="Times New Roman" w:eastAsia="Times New Roman" w:hAnsi="Times New Roman" w:cs="Times New Roman"/>
-          <w:b/>
-          <w:bCs/>
-          <w:color w:val="000000"/>
-        </w:rPr>
-        <w:t xml:space="preserve">\qqID: Place the following </w:t>
+      <w:proofErr w:type="spellStart"/>
+      <w:r>
+        <w:rPr>
+          <w:rFonts w:ascii="Times New Roman" w:hAnsi="Times New Roman" w:cs="Times New Roman"/>
+          <w:b/>
+          <w:bCs/>
+          <w:color w:val="000000"/>
+        </w:rPr>
+        <w:t>qqEND</w:t>
+      </w:r>
+      <w:proofErr w:type="spellEnd"/>
+      <w:r>
+        <w:rPr>
+          <w:rFonts w:ascii="Times New Roman" w:hAnsi="Times New Roman" w:cs="Times New Roman"/>
+          <w:b/>
+          <w:bCs/>
+          <w:color w:val="000000"/>
+        </w:rPr>
+        <w:t xml:space="preserve"> downloadable content</w:t>
+      </w:r>
+      <w:r>
+        <w:rPr>
+          <w:rFonts w:ascii="Times New Roman" w:hAnsi="Times New Roman" w:cs="Times New Roman"/>
+          <w:b/>
+          <w:bCs/>
+          <w:color w:val="000000"/>
+        </w:rPr>
+        <w:t>\</w:t>
+      </w:r>
+    </w:p>
+    <w:p>
+      <w:pPr>
+        <w:spacing w:line="480" w:lineRule="auto"/>
+        <w:rPr>
+          <w:rFonts w:ascii="Times New Roman" w:hAnsi="Times New Roman" w:cs="Times New Roman"/>
+          <w:color w:val="000000"/>
+        </w:rPr>
+      </w:pPr>
+    </w:p>
+    <w:p>
+      <w:pPr>
+        <w:spacing w:line="480" w:lineRule="auto"/>
+        <w:rPr>
+          <w:rFonts w:ascii="Times New Roman" w:eastAsia="Times New Roman" w:hAnsi="Times New Roman" w:cs="Times New Roman"/>
+          <w:b/>
+          <w:bCs/>
+          <w:color w:val="000000"/>
+        </w:rPr>
+      </w:pPr>
+      <w:r>
+        <w:rPr>
+          <w:rFonts w:ascii="Times New Roman" w:eastAsia="Times New Roman" w:hAnsi="Times New Roman" w:cs="Times New Roman"/>
+          <w:b/>
+          <w:bCs/>
+          <w:color w:val="000000"/>
+        </w:rPr>
+        <w:t>\</w:t>
+      </w:r>
+      <w:proofErr w:type="spellStart"/>
+      <w:r>
+        <w:rPr>
+          <w:rFonts w:ascii="Times New Roman" w:eastAsia="Times New Roman" w:hAnsi="Times New Roman" w:cs="Times New Roman"/>
+          <w:b/>
+          <w:bCs/>
+          <w:color w:val="000000"/>
+        </w:rPr>
+        <w:t>qqID</w:t>
+      </w:r>
+      <w:proofErr w:type="spellEnd"/>
+      <w:r>
+        <w:rPr>
+          <w:rFonts w:ascii="Times New Roman" w:eastAsia="Times New Roman" w:hAnsi="Times New Roman" w:cs="Times New Roman"/>
+          <w:b/>
+          <w:bCs/>
+          <w:color w:val="000000"/>
+        </w:rPr>
+        <w:t xml:space="preserve">: Place the following </w:t>
       </w:r>
       <w:r>
         <w:rPr>
@@ -7620,7 +8119,17 @@
           <w:bCs/>
           <w:color w:val="000000"/>
         </w:rPr>
-        <w:t xml:space="preserve"> (Proctors) buttons side</w:t>
+        <w:t xml:space="preserve"> (Proctors) </w:t>
+      </w:r>
+      <w:proofErr w:type="gramStart"/>
+      <w:r>
+        <w:rPr>
+          <w:rFonts w:ascii="Times New Roman" w:eastAsia="Times New Roman" w:hAnsi="Times New Roman" w:cs="Times New Roman"/>
+          <w:b/>
+          <w:bCs/>
+          <w:color w:val="000000"/>
+        </w:rPr>
+        <w:t>buttons side</w:t>
       </w:r>
       <w:r>
         <w:rPr>
@@ -7656,7 +8165,17 @@
           <w:bCs/>
           <w:color w:val="000000"/>
         </w:rPr>
-        <w:t xml:space="preserve">side online. </w:t>
+        <w:t>side</w:t>
+      </w:r>
+      <w:proofErr w:type="gramEnd"/>
+      <w:r>
+        <w:rPr>
+          <w:rFonts w:ascii="Times New Roman" w:eastAsia="Times New Roman" w:hAnsi="Times New Roman" w:cs="Times New Roman"/>
+          <w:b/>
+          <w:bCs/>
+          <w:color w:val="000000"/>
+        </w:rPr>
+        <w:t xml:space="preserve"> online. </w:t>
       </w:r>
       <w:r>
         <w:rPr>
@@ -7694,7 +8213,27 @@
           <w:bCs/>
           <w:color w:val="000000"/>
         </w:rPr>
-        <w:t xml:space="preserve">\qqBEGIN downloadable content. </w:t>
+        <w:t>\</w:t>
+      </w:r>
+      <w:proofErr w:type="spellStart"/>
+      <w:r>
+        <w:rPr>
+          <w:rFonts w:ascii="Times New Roman" w:hAnsi="Times New Roman" w:cs="Times New Roman"/>
+          <w:b/>
+          <w:bCs/>
+          <w:color w:val="000000"/>
+        </w:rPr>
+        <w:t>qqBEGIN</w:t>
+      </w:r>
+      <w:proofErr w:type="spellEnd"/>
+      <w:r>
+        <w:rPr>
+          <w:rFonts w:ascii="Times New Roman" w:hAnsi="Times New Roman" w:cs="Times New Roman"/>
+          <w:b/>
+          <w:bCs/>
+          <w:color w:val="000000"/>
+        </w:rPr>
+        <w:t xml:space="preserve"> downloadable content. </w:t>
       </w:r>
       <w:r>
         <w:rPr>
@@ -7832,7 +8371,23 @@
           <w:rFonts w:ascii="Times New Roman" w:hAnsi="Times New Roman" w:cs="Times New Roman"/>
           <w:color w:val="000000"/>
         </w:rPr>
-        <w:t>In advance of your arrival, the SP will have placed a CPR manikin and any other specified equipment in a discre</w:t>
+        <w:t xml:space="preserve">In advance of your arrival, </w:t>
+      </w:r>
+      <w:proofErr w:type="gramStart"/>
+      <w:r>
+        <w:rPr>
+          <w:rFonts w:ascii="Times New Roman" w:hAnsi="Times New Roman" w:cs="Times New Roman"/>
+          <w:color w:val="000000"/>
+        </w:rPr>
+        <w:t>the SP</w:t>
+      </w:r>
+      <w:proofErr w:type="gramEnd"/>
+      <w:r>
+        <w:rPr>
+          <w:rFonts w:ascii="Times New Roman" w:hAnsi="Times New Roman" w:cs="Times New Roman"/>
+          <w:color w:val="000000"/>
+        </w:rPr>
+        <w:t xml:space="preserve"> will have placed a CPR manikin and any other specified equipment in a discre</w:t>
       </w:r>
       <w:r>
         <w:rPr>
@@ -8288,7 +8843,23 @@
           <w:rFonts w:ascii="Times New Roman" w:hAnsi="Times New Roman" w:cs="Times New Roman"/>
           <w:color w:val="000000"/>
         </w:rPr>
-        <w:t xml:space="preserve">If also playing the role of EMS, you may </w:t>
+        <w:t xml:space="preserve">If also </w:t>
+      </w:r>
+      <w:proofErr w:type="gramStart"/>
+      <w:r>
+        <w:rPr>
+          <w:rFonts w:ascii="Times New Roman" w:hAnsi="Times New Roman" w:cs="Times New Roman"/>
+          <w:color w:val="000000"/>
+        </w:rPr>
+        <w:t>playing</w:t>
+      </w:r>
+      <w:proofErr w:type="gramEnd"/>
+      <w:r>
+        <w:rPr>
+          <w:rFonts w:ascii="Times New Roman" w:hAnsi="Times New Roman" w:cs="Times New Roman"/>
+          <w:color w:val="000000"/>
+        </w:rPr>
+        <w:t xml:space="preserve"> the role of EMS, you may </w:t>
       </w:r>
       <w:r>
         <w:rPr>
@@ -8365,7 +8936,23 @@
           <w:rFonts w:ascii="Times New Roman" w:hAnsi="Times New Roman" w:cs="Times New Roman"/>
           <w:color w:val="000000"/>
         </w:rPr>
-        <w:t>How many times have you shocked?</w:t>
+        <w:t xml:space="preserve">How many times have you </w:t>
+      </w:r>
+      <w:proofErr w:type="gramStart"/>
+      <w:r>
+        <w:rPr>
+          <w:rFonts w:ascii="Times New Roman" w:hAnsi="Times New Roman" w:cs="Times New Roman"/>
+          <w:color w:val="000000"/>
+        </w:rPr>
+        <w:t>shocked</w:t>
+      </w:r>
+      <w:proofErr w:type="gramEnd"/>
+      <w:r>
+        <w:rPr>
+          <w:rFonts w:ascii="Times New Roman" w:hAnsi="Times New Roman" w:cs="Times New Roman"/>
+          <w:color w:val="000000"/>
+        </w:rPr>
+        <w:t>?</w:t>
       </w:r>
     </w:p>
     <w:p>
@@ -8613,36 +9200,76 @@
           <w:bCs/>
           <w:color w:val="000000"/>
         </w:rPr>
-        <w:t>\qqEND downloadable content</w:t>
-      </w:r>
-    </w:p>
-    <w:p>
-      <w:pPr>
-        <w:spacing w:line="480" w:lineRule="auto"/>
-        <w:rPr>
-          <w:rFonts w:ascii="Times New Roman" w:hAnsi="Times New Roman" w:cs="Times New Roman"/>
-          <w:color w:val="000000"/>
-        </w:rPr>
-      </w:pPr>
-    </w:p>
-    <w:p>
-      <w:pPr>
-        <w:spacing w:line="480" w:lineRule="auto"/>
-        <w:rPr>
-          <w:rFonts w:ascii="Times New Roman" w:hAnsi="Times New Roman" w:cs="Times New Roman"/>
-          <w:b/>
-          <w:bCs/>
-          <w:color w:val="000000"/>
-        </w:rPr>
-      </w:pPr>
-      <w:r>
-        <w:rPr>
-          <w:rFonts w:ascii="Times New Roman" w:hAnsi="Times New Roman" w:cs="Times New Roman"/>
-          <w:b/>
-          <w:bCs/>
-          <w:color w:val="000000"/>
-        </w:rPr>
-        <w:t>\qqBEGIN downloadable content</w:t>
+        <w:t>\</w:t>
+      </w:r>
+      <w:proofErr w:type="spellStart"/>
+      <w:r>
+        <w:rPr>
+          <w:rFonts w:ascii="Times New Roman" w:hAnsi="Times New Roman" w:cs="Times New Roman"/>
+          <w:b/>
+          <w:bCs/>
+          <w:color w:val="000000"/>
+        </w:rPr>
+        <w:t>qqEND</w:t>
+      </w:r>
+      <w:proofErr w:type="spellEnd"/>
+      <w:r>
+        <w:rPr>
+          <w:rFonts w:ascii="Times New Roman" w:hAnsi="Times New Roman" w:cs="Times New Roman"/>
+          <w:b/>
+          <w:bCs/>
+          <w:color w:val="000000"/>
+        </w:rPr>
+        <w:t xml:space="preserve"> downloadable content</w:t>
+      </w:r>
+    </w:p>
+    <w:p>
+      <w:pPr>
+        <w:spacing w:line="480" w:lineRule="auto"/>
+        <w:rPr>
+          <w:rFonts w:ascii="Times New Roman" w:hAnsi="Times New Roman" w:cs="Times New Roman"/>
+          <w:color w:val="000000"/>
+        </w:rPr>
+      </w:pPr>
+    </w:p>
+    <w:p>
+      <w:pPr>
+        <w:spacing w:line="480" w:lineRule="auto"/>
+        <w:rPr>
+          <w:rFonts w:ascii="Times New Roman" w:hAnsi="Times New Roman" w:cs="Times New Roman"/>
+          <w:b/>
+          <w:bCs/>
+          <w:color w:val="000000"/>
+        </w:rPr>
+      </w:pPr>
+      <w:r>
+        <w:rPr>
+          <w:rFonts w:ascii="Times New Roman" w:hAnsi="Times New Roman" w:cs="Times New Roman"/>
+          <w:b/>
+          <w:bCs/>
+          <w:color w:val="000000"/>
+        </w:rPr>
+        <w:t>\</w:t>
+      </w:r>
+      <w:proofErr w:type="spellStart"/>
+      <w:r>
+        <w:rPr>
+          <w:rFonts w:ascii="Times New Roman" w:hAnsi="Times New Roman" w:cs="Times New Roman"/>
+          <w:b/>
+          <w:bCs/>
+          <w:color w:val="000000"/>
+        </w:rPr>
+        <w:t>qqBEGIN</w:t>
+      </w:r>
+      <w:proofErr w:type="spellEnd"/>
+      <w:r>
+        <w:rPr>
+          <w:rFonts w:ascii="Times New Roman" w:hAnsi="Times New Roman" w:cs="Times New Roman"/>
+          <w:b/>
+          <w:bCs/>
+          <w:color w:val="000000"/>
+        </w:rPr>
+        <w:t xml:space="preserve"> downloadable content</w:t>
       </w:r>
       <w:r>
         <w:rPr>
@@ -8777,7 +9404,23 @@
           <w:rFonts w:ascii="Times New Roman" w:hAnsi="Times New Roman" w:cs="Times New Roman"/>
           <w:color w:val="000000"/>
         </w:rPr>
-        <w:t>When you enter the space, you will see the SP lying on the pool deck.</w:t>
+        <w:t xml:space="preserve">When you enter </w:t>
+      </w:r>
+      <w:proofErr w:type="gramStart"/>
+      <w:r>
+        <w:rPr>
+          <w:rFonts w:ascii="Times New Roman" w:hAnsi="Times New Roman" w:cs="Times New Roman"/>
+          <w:color w:val="000000"/>
+        </w:rPr>
+        <w:t>the space</w:t>
+      </w:r>
+      <w:proofErr w:type="gramEnd"/>
+      <w:r>
+        <w:rPr>
+          <w:rFonts w:ascii="Times New Roman" w:hAnsi="Times New Roman" w:cs="Times New Roman"/>
+          <w:color w:val="000000"/>
+        </w:rPr>
+        <w:t>, you will see the SP lying on the pool deck.</w:t>
       </w:r>
       <w:r>
         <w:rPr>
@@ -8913,12 +9556,21 @@
         <w:lastRenderedPageBreak/>
         <w:t xml:space="preserve">and pull out the bag with </w:t>
       </w:r>
-      <w:r>
-        <w:rPr>
-          <w:rFonts w:ascii="Times New Roman" w:hAnsi="Times New Roman" w:cs="Times New Roman"/>
-          <w:color w:val="000000"/>
-        </w:rPr>
-        <w:t xml:space="preserve">the similarly dressed </w:t>
+      <w:proofErr w:type="gramStart"/>
+      <w:r>
+        <w:rPr>
+          <w:rFonts w:ascii="Times New Roman" w:hAnsi="Times New Roman" w:cs="Times New Roman"/>
+          <w:color w:val="000000"/>
+        </w:rPr>
+        <w:t>the similarly</w:t>
+      </w:r>
+      <w:proofErr w:type="gramEnd"/>
+      <w:r>
+        <w:rPr>
+          <w:rFonts w:ascii="Times New Roman" w:hAnsi="Times New Roman" w:cs="Times New Roman"/>
+          <w:color w:val="000000"/>
+        </w:rPr>
+        <w:t xml:space="preserve"> dressed </w:t>
       </w:r>
       <w:r>
         <w:rPr>
@@ -9498,7 +10150,23 @@
           <w:rFonts w:ascii="Times New Roman" w:hAnsi="Times New Roman" w:cs="Times New Roman"/>
           <w:color w:val="000000"/>
         </w:rPr>
-        <w:t>If also playing the role of EMS, you may ask</w:t>
+        <w:t xml:space="preserve">If also </w:t>
+      </w:r>
+      <w:proofErr w:type="gramStart"/>
+      <w:r>
+        <w:rPr>
+          <w:rFonts w:ascii="Times New Roman" w:hAnsi="Times New Roman" w:cs="Times New Roman"/>
+          <w:color w:val="000000"/>
+        </w:rPr>
+        <w:t>playing</w:t>
+      </w:r>
+      <w:proofErr w:type="gramEnd"/>
+      <w:r>
+        <w:rPr>
+          <w:rFonts w:ascii="Times New Roman" w:hAnsi="Times New Roman" w:cs="Times New Roman"/>
+          <w:color w:val="000000"/>
+        </w:rPr>
+        <w:t xml:space="preserve"> the role of EMS, you may ask</w:t>
       </w:r>
       <w:r>
         <w:rPr>
@@ -9568,7 +10236,23 @@
           <w:rFonts w:ascii="Times New Roman" w:hAnsi="Times New Roman" w:cs="Times New Roman"/>
           <w:color w:val="000000"/>
         </w:rPr>
-        <w:t>How many times have you shocked?</w:t>
+        <w:t xml:space="preserve">How many times have you </w:t>
+      </w:r>
+      <w:proofErr w:type="gramStart"/>
+      <w:r>
+        <w:rPr>
+          <w:rFonts w:ascii="Times New Roman" w:hAnsi="Times New Roman" w:cs="Times New Roman"/>
+          <w:color w:val="000000"/>
+        </w:rPr>
+        <w:t>shocked</w:t>
+      </w:r>
+      <w:proofErr w:type="gramEnd"/>
+      <w:r>
+        <w:rPr>
+          <w:rFonts w:ascii="Times New Roman" w:hAnsi="Times New Roman" w:cs="Times New Roman"/>
+          <w:color w:val="000000"/>
+        </w:rPr>
+        <w:t>?</w:t>
       </w:r>
     </w:p>
     <w:p>
@@ -9782,36 +10466,76 @@
           <w:color w:val="000000"/>
         </w:rPr>
         <w:lastRenderedPageBreak/>
-        <w:t>\qqEND downloadable content</w:t>
-      </w:r>
-    </w:p>
-    <w:p>
-      <w:pPr>
-        <w:spacing w:line="480" w:lineRule="auto"/>
-        <w:rPr>
-          <w:rFonts w:ascii="Times New Roman" w:hAnsi="Times New Roman" w:cs="Times New Roman"/>
-          <w:color w:val="000000"/>
-        </w:rPr>
-      </w:pPr>
-    </w:p>
-    <w:p>
-      <w:pPr>
-        <w:spacing w:line="480" w:lineRule="auto"/>
-        <w:rPr>
-          <w:rFonts w:ascii="Times New Roman" w:hAnsi="Times New Roman" w:cs="Times New Roman"/>
-          <w:b/>
-          <w:bCs/>
-          <w:color w:val="000000"/>
-        </w:rPr>
-      </w:pPr>
-      <w:r>
-        <w:rPr>
-          <w:rFonts w:ascii="Times New Roman" w:hAnsi="Times New Roman" w:cs="Times New Roman"/>
-          <w:b/>
-          <w:bCs/>
-          <w:color w:val="000000"/>
-        </w:rPr>
-        <w:t>\qqBEGIN downloadable content</w:t>
+        <w:t>\</w:t>
+      </w:r>
+      <w:proofErr w:type="spellStart"/>
+      <w:r>
+        <w:rPr>
+          <w:rFonts w:ascii="Times New Roman" w:hAnsi="Times New Roman" w:cs="Times New Roman"/>
+          <w:b/>
+          <w:bCs/>
+          <w:color w:val="000000"/>
+        </w:rPr>
+        <w:t>qqEND</w:t>
+      </w:r>
+      <w:proofErr w:type="spellEnd"/>
+      <w:r>
+        <w:rPr>
+          <w:rFonts w:ascii="Times New Roman" w:hAnsi="Times New Roman" w:cs="Times New Roman"/>
+          <w:b/>
+          <w:bCs/>
+          <w:color w:val="000000"/>
+        </w:rPr>
+        <w:t xml:space="preserve"> downloadable content</w:t>
+      </w:r>
+    </w:p>
+    <w:p>
+      <w:pPr>
+        <w:spacing w:line="480" w:lineRule="auto"/>
+        <w:rPr>
+          <w:rFonts w:ascii="Times New Roman" w:hAnsi="Times New Roman" w:cs="Times New Roman"/>
+          <w:color w:val="000000"/>
+        </w:rPr>
+      </w:pPr>
+    </w:p>
+    <w:p>
+      <w:pPr>
+        <w:spacing w:line="480" w:lineRule="auto"/>
+        <w:rPr>
+          <w:rFonts w:ascii="Times New Roman" w:hAnsi="Times New Roman" w:cs="Times New Roman"/>
+          <w:b/>
+          <w:bCs/>
+          <w:color w:val="000000"/>
+        </w:rPr>
+      </w:pPr>
+      <w:r>
+        <w:rPr>
+          <w:rFonts w:ascii="Times New Roman" w:hAnsi="Times New Roman" w:cs="Times New Roman"/>
+          <w:b/>
+          <w:bCs/>
+          <w:color w:val="000000"/>
+        </w:rPr>
+        <w:t>\</w:t>
+      </w:r>
+      <w:proofErr w:type="spellStart"/>
+      <w:r>
+        <w:rPr>
+          <w:rFonts w:ascii="Times New Roman" w:hAnsi="Times New Roman" w:cs="Times New Roman"/>
+          <w:b/>
+          <w:bCs/>
+          <w:color w:val="000000"/>
+        </w:rPr>
+        <w:t>qqBEGIN</w:t>
+      </w:r>
+      <w:proofErr w:type="spellEnd"/>
+      <w:r>
+        <w:rPr>
+          <w:rFonts w:ascii="Times New Roman" w:hAnsi="Times New Roman" w:cs="Times New Roman"/>
+          <w:b/>
+          <w:bCs/>
+          <w:color w:val="000000"/>
+        </w:rPr>
+        <w:t xml:space="preserve"> downloadable content</w:t>
       </w:r>
       <w:r>
         <w:rPr>
@@ -10232,7 +10956,23 @@
           <w:color w:val="000000"/>
         </w:rPr>
         <w:lastRenderedPageBreak/>
-        <w:t xml:space="preserve">noticed the commotion and sent someone to ask if they want </w:t>
+        <w:t xml:space="preserve">noticed the commotion and </w:t>
+      </w:r>
+      <w:proofErr w:type="gramStart"/>
+      <w:r>
+        <w:rPr>
+          <w:rFonts w:ascii="Times New Roman" w:hAnsi="Times New Roman" w:cs="Times New Roman"/>
+          <w:color w:val="000000"/>
+        </w:rPr>
+        <w:t>sent</w:t>
+      </w:r>
+      <w:proofErr w:type="gramEnd"/>
+      <w:r>
+        <w:rPr>
+          <w:rFonts w:ascii="Times New Roman" w:hAnsi="Times New Roman" w:cs="Times New Roman"/>
+          <w:color w:val="000000"/>
+        </w:rPr>
+        <w:t xml:space="preserve"> someone to ask if they want </w:t>
       </w:r>
       <w:r>
         <w:rPr>
@@ -10404,7 +11144,23 @@
           <w:rFonts w:ascii="Times New Roman" w:hAnsi="Times New Roman" w:cs="Times New Roman"/>
           <w:color w:val="000000"/>
         </w:rPr>
-        <w:t>If also playing the role of EMS, you may ask</w:t>
+        <w:t xml:space="preserve">If also </w:t>
+      </w:r>
+      <w:proofErr w:type="gramStart"/>
+      <w:r>
+        <w:rPr>
+          <w:rFonts w:ascii="Times New Roman" w:hAnsi="Times New Roman" w:cs="Times New Roman"/>
+          <w:color w:val="000000"/>
+        </w:rPr>
+        <w:t>playing</w:t>
+      </w:r>
+      <w:proofErr w:type="gramEnd"/>
+      <w:r>
+        <w:rPr>
+          <w:rFonts w:ascii="Times New Roman" w:hAnsi="Times New Roman" w:cs="Times New Roman"/>
+          <w:color w:val="000000"/>
+        </w:rPr>
+        <w:t xml:space="preserve"> the role of EMS, you may ask</w:t>
       </w:r>
       <w:r>
         <w:rPr>
@@ -10467,7 +11223,23 @@
           <w:rFonts w:ascii="Times New Roman" w:hAnsi="Times New Roman" w:cs="Times New Roman"/>
           <w:color w:val="000000"/>
         </w:rPr>
-        <w:t>How many times have you shocked?</w:t>
+        <w:t xml:space="preserve">How many times have you </w:t>
+      </w:r>
+      <w:proofErr w:type="gramStart"/>
+      <w:r>
+        <w:rPr>
+          <w:rFonts w:ascii="Times New Roman" w:hAnsi="Times New Roman" w:cs="Times New Roman"/>
+          <w:color w:val="000000"/>
+        </w:rPr>
+        <w:t>shocked</w:t>
+      </w:r>
+      <w:proofErr w:type="gramEnd"/>
+      <w:r>
+        <w:rPr>
+          <w:rFonts w:ascii="Times New Roman" w:hAnsi="Times New Roman" w:cs="Times New Roman"/>
+          <w:color w:val="000000"/>
+        </w:rPr>
+        <w:t>?</w:t>
       </w:r>
     </w:p>
     <w:p>
@@ -10544,7 +11316,15 @@
           <w:rFonts w:ascii="Times New Roman" w:hAnsi="Times New Roman" w:cs="Times New Roman"/>
           <w:color w:val="000000"/>
         </w:rPr>
-        <w:t>Does anyone know the patient’s past history</w:t>
+        <w:t xml:space="preserve">Does anyone know the patient’s past </w:t>
+      </w:r>
+      <w:proofErr w:type="gramStart"/>
+      <w:r>
+        <w:rPr>
+          <w:rFonts w:ascii="Times New Roman" w:hAnsi="Times New Roman" w:cs="Times New Roman"/>
+          <w:color w:val="000000"/>
+        </w:rPr>
+        <w:t>history</w:t>
       </w:r>
       <w:r>
         <w:rPr>
@@ -10558,7 +11338,15 @@
           <w:rFonts w:ascii="Times New Roman" w:hAnsi="Times New Roman" w:cs="Times New Roman"/>
           <w:color w:val="000000"/>
         </w:rPr>
-        <w:t xml:space="preserve"> or medical history</w:t>
+        <w:t xml:space="preserve"> or</w:t>
+      </w:r>
+      <w:proofErr w:type="gramEnd"/>
+      <w:r>
+        <w:rPr>
+          <w:rFonts w:ascii="Times New Roman" w:hAnsi="Times New Roman" w:cs="Times New Roman"/>
+          <w:color w:val="000000"/>
+        </w:rPr>
+        <w:t xml:space="preserve"> medical history</w:t>
       </w:r>
       <w:r>
         <w:rPr>
@@ -10708,36 +11496,76 @@
           <w:bCs/>
           <w:color w:val="000000"/>
         </w:rPr>
-        <w:t>\qqEND downloadable content</w:t>
-      </w:r>
-    </w:p>
-    <w:p>
-      <w:pPr>
-        <w:spacing w:line="480" w:lineRule="auto"/>
-        <w:rPr>
-          <w:rFonts w:ascii="Times New Roman" w:hAnsi="Times New Roman" w:cs="Times New Roman"/>
-          <w:color w:val="000000"/>
-        </w:rPr>
-      </w:pPr>
-    </w:p>
-    <w:p>
-      <w:pPr>
-        <w:spacing w:line="480" w:lineRule="auto"/>
-        <w:rPr>
-          <w:rFonts w:ascii="Times New Roman" w:hAnsi="Times New Roman" w:cs="Times New Roman"/>
-          <w:b/>
-          <w:bCs/>
-          <w:color w:val="000000"/>
-        </w:rPr>
-      </w:pPr>
-      <w:r>
-        <w:rPr>
-          <w:rFonts w:ascii="Times New Roman" w:hAnsi="Times New Roman" w:cs="Times New Roman"/>
-          <w:b/>
-          <w:bCs/>
-          <w:color w:val="000000"/>
-        </w:rPr>
-        <w:t>\qqBEGIN downloadable content</w:t>
+        <w:t>\</w:t>
+      </w:r>
+      <w:proofErr w:type="spellStart"/>
+      <w:r>
+        <w:rPr>
+          <w:rFonts w:ascii="Times New Roman" w:hAnsi="Times New Roman" w:cs="Times New Roman"/>
+          <w:b/>
+          <w:bCs/>
+          <w:color w:val="000000"/>
+        </w:rPr>
+        <w:t>qqEND</w:t>
+      </w:r>
+      <w:proofErr w:type="spellEnd"/>
+      <w:r>
+        <w:rPr>
+          <w:rFonts w:ascii="Times New Roman" w:hAnsi="Times New Roman" w:cs="Times New Roman"/>
+          <w:b/>
+          <w:bCs/>
+          <w:color w:val="000000"/>
+        </w:rPr>
+        <w:t xml:space="preserve"> downloadable content</w:t>
+      </w:r>
+    </w:p>
+    <w:p>
+      <w:pPr>
+        <w:spacing w:line="480" w:lineRule="auto"/>
+        <w:rPr>
+          <w:rFonts w:ascii="Times New Roman" w:hAnsi="Times New Roman" w:cs="Times New Roman"/>
+          <w:color w:val="000000"/>
+        </w:rPr>
+      </w:pPr>
+    </w:p>
+    <w:p>
+      <w:pPr>
+        <w:spacing w:line="480" w:lineRule="auto"/>
+        <w:rPr>
+          <w:rFonts w:ascii="Times New Roman" w:hAnsi="Times New Roman" w:cs="Times New Roman"/>
+          <w:b/>
+          <w:bCs/>
+          <w:color w:val="000000"/>
+        </w:rPr>
+      </w:pPr>
+      <w:r>
+        <w:rPr>
+          <w:rFonts w:ascii="Times New Roman" w:hAnsi="Times New Roman" w:cs="Times New Roman"/>
+          <w:b/>
+          <w:bCs/>
+          <w:color w:val="000000"/>
+        </w:rPr>
+        <w:t>\</w:t>
+      </w:r>
+      <w:proofErr w:type="spellStart"/>
+      <w:r>
+        <w:rPr>
+          <w:rFonts w:ascii="Times New Roman" w:hAnsi="Times New Roman" w:cs="Times New Roman"/>
+          <w:b/>
+          <w:bCs/>
+          <w:color w:val="000000"/>
+        </w:rPr>
+        <w:t>qqBEGIN</w:t>
+      </w:r>
+      <w:proofErr w:type="spellEnd"/>
+      <w:r>
+        <w:rPr>
+          <w:rFonts w:ascii="Times New Roman" w:hAnsi="Times New Roman" w:cs="Times New Roman"/>
+          <w:b/>
+          <w:bCs/>
+          <w:color w:val="000000"/>
+        </w:rPr>
+        <w:t xml:space="preserve"> downloadable content</w:t>
       </w:r>
       <w:r>
         <w:rPr>
@@ -11724,7 +12552,23 @@
           <w:rFonts w:ascii="Times New Roman" w:hAnsi="Times New Roman" w:cs="Times New Roman"/>
           <w:color w:val="000000"/>
         </w:rPr>
-        <w:t>If also playing the role of EMS, you may ask</w:t>
+        <w:t xml:space="preserve">If also </w:t>
+      </w:r>
+      <w:proofErr w:type="gramStart"/>
+      <w:r>
+        <w:rPr>
+          <w:rFonts w:ascii="Times New Roman" w:hAnsi="Times New Roman" w:cs="Times New Roman"/>
+          <w:color w:val="000000"/>
+        </w:rPr>
+        <w:t>playing</w:t>
+      </w:r>
+      <w:proofErr w:type="gramEnd"/>
+      <w:r>
+        <w:rPr>
+          <w:rFonts w:ascii="Times New Roman" w:hAnsi="Times New Roman" w:cs="Times New Roman"/>
+          <w:color w:val="000000"/>
+        </w:rPr>
+        <w:t xml:space="preserve"> the role of EMS, you may ask</w:t>
       </w:r>
       <w:r>
         <w:rPr>
@@ -11787,7 +12631,23 @@
           <w:rFonts w:ascii="Times New Roman" w:hAnsi="Times New Roman" w:cs="Times New Roman"/>
           <w:color w:val="000000"/>
         </w:rPr>
-        <w:t>How many times have you shocked?</w:t>
+        <w:t xml:space="preserve">How many times have you </w:t>
+      </w:r>
+      <w:proofErr w:type="gramStart"/>
+      <w:r>
+        <w:rPr>
+          <w:rFonts w:ascii="Times New Roman" w:hAnsi="Times New Roman" w:cs="Times New Roman"/>
+          <w:color w:val="000000"/>
+        </w:rPr>
+        <w:t>shocked</w:t>
+      </w:r>
+      <w:proofErr w:type="gramEnd"/>
+      <w:r>
+        <w:rPr>
+          <w:rFonts w:ascii="Times New Roman" w:hAnsi="Times New Roman" w:cs="Times New Roman"/>
+          <w:color w:val="000000"/>
+        </w:rPr>
+        <w:t>?</w:t>
       </w:r>
     </w:p>
     <w:p>
@@ -12028,36 +12888,76 @@
           <w:bCs/>
           <w:color w:val="000000"/>
         </w:rPr>
-        <w:t>\qqEND downloadable content</w:t>
-      </w:r>
-    </w:p>
-    <w:p>
-      <w:pPr>
-        <w:spacing w:line="480" w:lineRule="auto"/>
-        <w:rPr>
-          <w:rFonts w:ascii="Times New Roman" w:eastAsia="Times New Roman" w:hAnsi="Times New Roman" w:cs="Times New Roman"/>
-          <w:color w:val="000000"/>
-        </w:rPr>
-      </w:pPr>
-    </w:p>
-    <w:p>
-      <w:pPr>
-        <w:spacing w:line="480" w:lineRule="auto"/>
-        <w:rPr>
-          <w:rFonts w:ascii="Times New Roman" w:hAnsi="Times New Roman" w:cs="Times New Roman"/>
-          <w:b/>
-          <w:bCs/>
-          <w:color w:val="000000"/>
-        </w:rPr>
-      </w:pPr>
-      <w:r>
-        <w:rPr>
-          <w:rFonts w:ascii="Times New Roman" w:hAnsi="Times New Roman" w:cs="Times New Roman"/>
-          <w:b/>
-          <w:bCs/>
-          <w:color w:val="000000"/>
-        </w:rPr>
-        <w:t xml:space="preserve">\qqBEGIN downloadable content. </w:t>
+        <w:t>\</w:t>
+      </w:r>
+      <w:proofErr w:type="spellStart"/>
+      <w:r>
+        <w:rPr>
+          <w:rFonts w:ascii="Times New Roman" w:hAnsi="Times New Roman" w:cs="Times New Roman"/>
+          <w:b/>
+          <w:bCs/>
+          <w:color w:val="000000"/>
+        </w:rPr>
+        <w:t>qqEND</w:t>
+      </w:r>
+      <w:proofErr w:type="spellEnd"/>
+      <w:r>
+        <w:rPr>
+          <w:rFonts w:ascii="Times New Roman" w:hAnsi="Times New Roman" w:cs="Times New Roman"/>
+          <w:b/>
+          <w:bCs/>
+          <w:color w:val="000000"/>
+        </w:rPr>
+        <w:t xml:space="preserve"> downloadable content</w:t>
+      </w:r>
+    </w:p>
+    <w:p>
+      <w:pPr>
+        <w:spacing w:line="480" w:lineRule="auto"/>
+        <w:rPr>
+          <w:rFonts w:ascii="Times New Roman" w:eastAsia="Times New Roman" w:hAnsi="Times New Roman" w:cs="Times New Roman"/>
+          <w:color w:val="000000"/>
+        </w:rPr>
+      </w:pPr>
+    </w:p>
+    <w:p>
+      <w:pPr>
+        <w:spacing w:line="480" w:lineRule="auto"/>
+        <w:rPr>
+          <w:rFonts w:ascii="Times New Roman" w:hAnsi="Times New Roman" w:cs="Times New Roman"/>
+          <w:b/>
+          <w:bCs/>
+          <w:color w:val="000000"/>
+        </w:rPr>
+      </w:pPr>
+      <w:r>
+        <w:rPr>
+          <w:rFonts w:ascii="Times New Roman" w:hAnsi="Times New Roman" w:cs="Times New Roman"/>
+          <w:b/>
+          <w:bCs/>
+          <w:color w:val="000000"/>
+        </w:rPr>
+        <w:t>\</w:t>
+      </w:r>
+      <w:proofErr w:type="spellStart"/>
+      <w:r>
+        <w:rPr>
+          <w:rFonts w:ascii="Times New Roman" w:hAnsi="Times New Roman" w:cs="Times New Roman"/>
+          <w:b/>
+          <w:bCs/>
+          <w:color w:val="000000"/>
+        </w:rPr>
+        <w:t>qqBEGIN</w:t>
+      </w:r>
+      <w:proofErr w:type="spellEnd"/>
+      <w:r>
+        <w:rPr>
+          <w:rFonts w:ascii="Times New Roman" w:hAnsi="Times New Roman" w:cs="Times New Roman"/>
+          <w:b/>
+          <w:bCs/>
+          <w:color w:val="000000"/>
+        </w:rPr>
+        <w:t xml:space="preserve"> downloadable content. </w:t>
       </w:r>
       <w:r>
         <w:rPr>
@@ -12452,7 +13352,23 @@
           <w:rFonts w:ascii="Times New Roman" w:hAnsi="Times New Roman" w:cs="Times New Roman"/>
           <w:color w:val="000000"/>
         </w:rPr>
-        <w:t>How many times have you shocked?</w:t>
+        <w:t xml:space="preserve">How many times have you </w:t>
+      </w:r>
+      <w:proofErr w:type="gramStart"/>
+      <w:r>
+        <w:rPr>
+          <w:rFonts w:ascii="Times New Roman" w:hAnsi="Times New Roman" w:cs="Times New Roman"/>
+          <w:color w:val="000000"/>
+        </w:rPr>
+        <w:t>shocked</w:t>
+      </w:r>
+      <w:proofErr w:type="gramEnd"/>
+      <w:r>
+        <w:rPr>
+          <w:rFonts w:ascii="Times New Roman" w:hAnsi="Times New Roman" w:cs="Times New Roman"/>
+          <w:color w:val="000000"/>
+        </w:rPr>
+        <w:t>?</w:t>
       </w:r>
     </w:p>
     <w:p>
@@ -12577,47 +13493,87 @@
           <w:bCs/>
           <w:color w:val="000000"/>
         </w:rPr>
-        <w:t>\qqEND downloadable content</w:t>
-      </w:r>
-      <w:r>
-        <w:rPr>
-          <w:rFonts w:ascii="Times New Roman" w:hAnsi="Times New Roman" w:cs="Times New Roman"/>
-          <w:b/>
-          <w:bCs/>
-          <w:color w:val="000000"/>
-        </w:rPr>
         <w:t>\</w:t>
       </w:r>
-    </w:p>
-    <w:p>
-      <w:pPr>
-        <w:spacing w:line="480" w:lineRule="auto"/>
-        <w:rPr>
-          <w:rFonts w:ascii="Times New Roman" w:hAnsi="Times New Roman" w:cs="Times New Roman"/>
-          <w:b/>
-          <w:bCs/>
-          <w:color w:val="000000"/>
-        </w:rPr>
-      </w:pPr>
-    </w:p>
-    <w:p>
-      <w:pPr>
-        <w:spacing w:line="480" w:lineRule="auto"/>
-        <w:rPr>
-          <w:rFonts w:ascii="Times New Roman" w:eastAsia="Times New Roman" w:hAnsi="Times New Roman" w:cs="Times New Roman"/>
-          <w:b/>
-          <w:bCs/>
-          <w:color w:val="000000"/>
-        </w:rPr>
-      </w:pPr>
-      <w:r>
-        <w:rPr>
-          <w:rFonts w:ascii="Times New Roman" w:eastAsia="Times New Roman" w:hAnsi="Times New Roman" w:cs="Times New Roman"/>
-          <w:b/>
-          <w:bCs/>
-          <w:color w:val="000000"/>
-        </w:rPr>
-        <w:t>\qqBEGIN downloadable content. Button name: Information for Proctor</w:t>
+      <w:proofErr w:type="spellStart"/>
+      <w:r>
+        <w:rPr>
+          <w:rFonts w:ascii="Times New Roman" w:hAnsi="Times New Roman" w:cs="Times New Roman"/>
+          <w:b/>
+          <w:bCs/>
+          <w:color w:val="000000"/>
+        </w:rPr>
+        <w:t>qqEND</w:t>
+      </w:r>
+      <w:proofErr w:type="spellEnd"/>
+      <w:r>
+        <w:rPr>
+          <w:rFonts w:ascii="Times New Roman" w:hAnsi="Times New Roman" w:cs="Times New Roman"/>
+          <w:b/>
+          <w:bCs/>
+          <w:color w:val="000000"/>
+        </w:rPr>
+        <w:t xml:space="preserve"> downloadable content</w:t>
+      </w:r>
+      <w:r>
+        <w:rPr>
+          <w:rFonts w:ascii="Times New Roman" w:hAnsi="Times New Roman" w:cs="Times New Roman"/>
+          <w:b/>
+          <w:bCs/>
+          <w:color w:val="000000"/>
+        </w:rPr>
+        <w:t>\</w:t>
+      </w:r>
+    </w:p>
+    <w:p>
+      <w:pPr>
+        <w:spacing w:line="480" w:lineRule="auto"/>
+        <w:rPr>
+          <w:rFonts w:ascii="Times New Roman" w:hAnsi="Times New Roman" w:cs="Times New Roman"/>
+          <w:b/>
+          <w:bCs/>
+          <w:color w:val="000000"/>
+        </w:rPr>
+      </w:pPr>
+    </w:p>
+    <w:p>
+      <w:pPr>
+        <w:spacing w:line="480" w:lineRule="auto"/>
+        <w:rPr>
+          <w:rFonts w:ascii="Times New Roman" w:eastAsia="Times New Roman" w:hAnsi="Times New Roman" w:cs="Times New Roman"/>
+          <w:b/>
+          <w:bCs/>
+          <w:color w:val="000000"/>
+        </w:rPr>
+      </w:pPr>
+      <w:r>
+        <w:rPr>
+          <w:rFonts w:ascii="Times New Roman" w:eastAsia="Times New Roman" w:hAnsi="Times New Roman" w:cs="Times New Roman"/>
+          <w:b/>
+          <w:bCs/>
+          <w:color w:val="000000"/>
+        </w:rPr>
+        <w:t>\</w:t>
+      </w:r>
+      <w:proofErr w:type="spellStart"/>
+      <w:r>
+        <w:rPr>
+          <w:rFonts w:ascii="Times New Roman" w:eastAsia="Times New Roman" w:hAnsi="Times New Roman" w:cs="Times New Roman"/>
+          <w:b/>
+          <w:bCs/>
+          <w:color w:val="000000"/>
+        </w:rPr>
+        <w:t>qqBEGIN</w:t>
+      </w:r>
+      <w:proofErr w:type="spellEnd"/>
+      <w:r>
+        <w:rPr>
+          <w:rFonts w:ascii="Times New Roman" w:eastAsia="Times New Roman" w:hAnsi="Times New Roman" w:cs="Times New Roman"/>
+          <w:b/>
+          <w:bCs/>
+          <w:color w:val="000000"/>
+        </w:rPr>
+        <w:t xml:space="preserve"> downloadable content. Button name: Information for Proctor</w:t>
       </w:r>
     </w:p>
     <w:p>
@@ -12674,7 +13630,27 @@
           <w:bCs/>
           <w:color w:val="000000"/>
         </w:rPr>
-        <w:t xml:space="preserve">\qqID: Include these items in </w:t>
+        <w:t>\</w:t>
+      </w:r>
+      <w:proofErr w:type="spellStart"/>
+      <w:r>
+        <w:rPr>
+          <w:rFonts w:ascii="Times New Roman" w:eastAsia="Times New Roman" w:hAnsi="Times New Roman" w:cs="Times New Roman"/>
+          <w:b/>
+          <w:bCs/>
+          <w:color w:val="000000"/>
+        </w:rPr>
+        <w:t>qqID</w:t>
+      </w:r>
+      <w:proofErr w:type="spellEnd"/>
+      <w:r>
+        <w:rPr>
+          <w:rFonts w:ascii="Times New Roman" w:eastAsia="Times New Roman" w:hAnsi="Times New Roman" w:cs="Times New Roman"/>
+          <w:b/>
+          <w:bCs/>
+          <w:color w:val="000000"/>
+        </w:rPr>
+        <w:t xml:space="preserve">: Include these items in </w:t>
       </w:r>
       <w:r>
         <w:rPr>
@@ -13256,34 +14232,65 @@
           <w:color w:val="000000"/>
         </w:rPr>
       </w:pPr>
-      <w:r>
-        <w:rPr>
-          <w:rFonts w:ascii="Times New Roman" w:eastAsia="Times New Roman" w:hAnsi="Times New Roman" w:cs="Times New Roman"/>
-          <w:b/>
-          <w:bCs/>
-          <w:color w:val="000000"/>
-        </w:rPr>
-        <w:t>Xqq\</w:t>
-      </w:r>
-    </w:p>
-    <w:p>
-      <w:pPr>
-        <w:spacing w:line="480" w:lineRule="auto"/>
-        <w:rPr>
-          <w:rFonts w:ascii="Times New Roman" w:eastAsia="Times New Roman" w:hAnsi="Times New Roman" w:cs="Times New Roman"/>
-          <w:b/>
-          <w:bCs/>
-          <w:color w:val="000000"/>
-        </w:rPr>
-      </w:pPr>
-      <w:r>
-        <w:rPr>
-          <w:rFonts w:ascii="Times New Roman" w:hAnsi="Times New Roman" w:cs="Times New Roman"/>
-          <w:b/>
-          <w:bCs/>
-          <w:color w:val="000000"/>
-        </w:rPr>
-        <w:t xml:space="preserve">\qqEND </w:t>
+      <w:proofErr w:type="spellStart"/>
+      <w:r>
+        <w:rPr>
+          <w:rFonts w:ascii="Times New Roman" w:eastAsia="Times New Roman" w:hAnsi="Times New Roman" w:cs="Times New Roman"/>
+          <w:b/>
+          <w:bCs/>
+          <w:color w:val="000000"/>
+        </w:rPr>
+        <w:t>Xqq</w:t>
+      </w:r>
+      <w:proofErr w:type="spellEnd"/>
+      <w:r>
+        <w:rPr>
+          <w:rFonts w:ascii="Times New Roman" w:eastAsia="Times New Roman" w:hAnsi="Times New Roman" w:cs="Times New Roman"/>
+          <w:b/>
+          <w:bCs/>
+          <w:color w:val="000000"/>
+        </w:rPr>
+        <w:t>\</w:t>
+      </w:r>
+    </w:p>
+    <w:p>
+      <w:pPr>
+        <w:spacing w:line="480" w:lineRule="auto"/>
+        <w:rPr>
+          <w:rFonts w:ascii="Times New Roman" w:eastAsia="Times New Roman" w:hAnsi="Times New Roman" w:cs="Times New Roman"/>
+          <w:b/>
+          <w:bCs/>
+          <w:color w:val="000000"/>
+        </w:rPr>
+      </w:pPr>
+      <w:r>
+        <w:rPr>
+          <w:rFonts w:ascii="Times New Roman" w:hAnsi="Times New Roman" w:cs="Times New Roman"/>
+          <w:b/>
+          <w:bCs/>
+          <w:color w:val="000000"/>
+        </w:rPr>
+        <w:t>\</w:t>
+      </w:r>
+      <w:proofErr w:type="spellStart"/>
+      <w:r>
+        <w:rPr>
+          <w:rFonts w:ascii="Times New Roman" w:hAnsi="Times New Roman" w:cs="Times New Roman"/>
+          <w:b/>
+          <w:bCs/>
+          <w:color w:val="000000"/>
+        </w:rPr>
+        <w:t>qqEND</w:t>
+      </w:r>
+      <w:proofErr w:type="spellEnd"/>
+      <w:r>
+        <w:rPr>
+          <w:rFonts w:ascii="Times New Roman" w:hAnsi="Times New Roman" w:cs="Times New Roman"/>
+          <w:b/>
+          <w:bCs/>
+          <w:color w:val="000000"/>
+        </w:rPr>
+        <w:t xml:space="preserve"> </w:t>
       </w:r>
       <w:r>
         <w:rPr>
@@ -13321,7 +14328,27 @@
           <w:bCs/>
           <w:color w:val="000000"/>
         </w:rPr>
-        <w:t>\qqID: Add “All Instructor Downloads.zip here\</w:t>
+        <w:t>\</w:t>
+      </w:r>
+      <w:proofErr w:type="spellStart"/>
+      <w:r>
+        <w:rPr>
+          <w:rFonts w:ascii="Times New Roman" w:eastAsia="Times New Roman" w:hAnsi="Times New Roman" w:cs="Times New Roman"/>
+          <w:b/>
+          <w:bCs/>
+          <w:color w:val="000000"/>
+        </w:rPr>
+        <w:t>qqID</w:t>
+      </w:r>
+      <w:proofErr w:type="spellEnd"/>
+      <w:r>
+        <w:rPr>
+          <w:rFonts w:ascii="Times New Roman" w:eastAsia="Times New Roman" w:hAnsi="Times New Roman" w:cs="Times New Roman"/>
+          <w:b/>
+          <w:bCs/>
+          <w:color w:val="000000"/>
+        </w:rPr>
+        <w:t>: Add “All Instructor Downloads.zip here\</w:t>
       </w:r>
     </w:p>
     <w:p>
@@ -13367,8 +14394,17 @@
           <w:rFonts w:ascii="Times New Roman" w:hAnsi="Times New Roman" w:cs="Times New Roman"/>
           <w:color w:val="000000"/>
         </w:rPr>
-        <w:t>HCP Prebrief</w:t>
-      </w:r>
+        <w:t xml:space="preserve">HCP </w:t>
+      </w:r>
+      <w:proofErr w:type="spellStart"/>
+      <w:r>
+        <w:rPr>
+          <w:rFonts w:ascii="Times New Roman" w:hAnsi="Times New Roman" w:cs="Times New Roman"/>
+          <w:color w:val="000000"/>
+        </w:rPr>
+        <w:t>Prebrief</w:t>
+      </w:r>
+      <w:proofErr w:type="spellEnd"/>
     </w:p>
     <w:p>
       <w:pPr>
@@ -13408,7 +14444,39 @@
           <w:rFonts w:ascii="Times New Roman" w:eastAsia="Times New Roman" w:hAnsi="Times New Roman" w:cs="Times New Roman"/>
           <w:color w:val="000000"/>
         </w:rPr>
-        <w:t>Today, we are going to prepare for a future simulation by reviewing the EAPs each group created. We want to assess their effectiveness, determine whether they would help in an emergency, understand personnel roles, and identify or critique any missing elements. During today’s activity, you will edit, mark up, and make comments on the EAP situations you were assigned. Please wear the provided nametags to identify your role during our discussions: Head AT, assistant AT, intern, coach, AT student, administration, AT. A mentor is assigned to each group who will listen and assist with your discussion. They will try to guide you and ask questions that allow you to make the best decision about the EAP. They will not give you answers. Please be sure to not only view and discuss the EAP from your role as a future AT but also from the role you have been assigned. When the mentor is ready, they will take you to your location to specifically discuss how the EAP will work there.</w:t>
+        <w:t xml:space="preserve">Today, we are going to prepare for a future simulation by reviewing the EAPs each group created. We want to assess their effectiveness, determine whether they would help in an emergency, understand personnel roles, and identify or critique any missing elements. During today’s activity, you will edit, </w:t>
+      </w:r>
+      <w:proofErr w:type="spellStart"/>
+      <w:r>
+        <w:rPr>
+          <w:rFonts w:ascii="Times New Roman" w:eastAsia="Times New Roman" w:hAnsi="Times New Roman" w:cs="Times New Roman"/>
+          <w:color w:val="000000"/>
+        </w:rPr>
+        <w:t>mark up</w:t>
+      </w:r>
+      <w:proofErr w:type="spellEnd"/>
+      <w:r>
+        <w:rPr>
+          <w:rFonts w:ascii="Times New Roman" w:eastAsia="Times New Roman" w:hAnsi="Times New Roman" w:cs="Times New Roman"/>
+          <w:color w:val="000000"/>
+        </w:rPr>
+        <w:t xml:space="preserve">, and make comments on the EAP situations you were assigned. Please wear the provided nametags to identify your role during our discussions: Head AT, assistant AT, intern, coach, AT student, administration, AT. A mentor is assigned to each group who will listen and assist with your discussion. They will try to guide you and ask questions that allow you to make the best decision about </w:t>
+      </w:r>
+      <w:proofErr w:type="gramStart"/>
+      <w:r>
+        <w:rPr>
+          <w:rFonts w:ascii="Times New Roman" w:eastAsia="Times New Roman" w:hAnsi="Times New Roman" w:cs="Times New Roman"/>
+          <w:color w:val="000000"/>
+        </w:rPr>
+        <w:t>the EAP</w:t>
+      </w:r>
+      <w:proofErr w:type="gramEnd"/>
+      <w:r>
+        <w:rPr>
+          <w:rFonts w:ascii="Times New Roman" w:eastAsia="Times New Roman" w:hAnsi="Times New Roman" w:cs="Times New Roman"/>
+          <w:color w:val="000000"/>
+        </w:rPr>
+        <w:t>. They will not give you answers. Please be sure to not only view and discuss the EAP from your role as a future AT but also from the role you have been assigned. When the mentor is ready, they will take you to your location to specifically discuss how the EAP will work there.</w:t>
       </w:r>
     </w:p>
     <w:p>
@@ -13479,7 +14547,27 @@
           <w:bCs/>
           <w:color w:val="000000"/>
         </w:rPr>
-        <w:t>\qqBEGIN downloadable content. Button name: Rubric</w:t>
+        <w:t>\</w:t>
+      </w:r>
+      <w:proofErr w:type="spellStart"/>
+      <w:r>
+        <w:rPr>
+          <w:rFonts w:ascii="Times New Roman" w:eastAsia="Times New Roman" w:hAnsi="Times New Roman" w:cs="Times New Roman"/>
+          <w:b/>
+          <w:bCs/>
+          <w:color w:val="000000"/>
+        </w:rPr>
+        <w:t>qqBEGIN</w:t>
+      </w:r>
+      <w:proofErr w:type="spellEnd"/>
+      <w:r>
+        <w:rPr>
+          <w:rFonts w:ascii="Times New Roman" w:eastAsia="Times New Roman" w:hAnsi="Times New Roman" w:cs="Times New Roman"/>
+          <w:b/>
+          <w:bCs/>
+          <w:color w:val="000000"/>
+        </w:rPr>
+        <w:t xml:space="preserve"> downloadable content. Button name: Rubric</w:t>
       </w:r>
     </w:p>
     <w:p>
@@ -13499,7 +14587,47 @@
           <w:bCs/>
           <w:color w:val="000000"/>
         </w:rPr>
-        <w:t>\qqID: Rubric needs to fit on one page.xqq\</w:t>
+        <w:t>\</w:t>
+      </w:r>
+      <w:proofErr w:type="spellStart"/>
+      <w:r>
+        <w:rPr>
+          <w:rFonts w:ascii="Times New Roman" w:hAnsi="Times New Roman"/>
+          <w:b/>
+          <w:bCs/>
+          <w:color w:val="000000"/>
+        </w:rPr>
+        <w:t>qqID</w:t>
+      </w:r>
+      <w:proofErr w:type="spellEnd"/>
+      <w:r>
+        <w:rPr>
+          <w:rFonts w:ascii="Times New Roman" w:hAnsi="Times New Roman"/>
+          <w:b/>
+          <w:bCs/>
+          <w:color w:val="000000"/>
+        </w:rPr>
+        <w:t xml:space="preserve">: Rubric needs to fit on one </w:t>
+      </w:r>
+      <w:proofErr w:type="spellStart"/>
+      <w:r>
+        <w:rPr>
+          <w:rFonts w:ascii="Times New Roman" w:hAnsi="Times New Roman"/>
+          <w:b/>
+          <w:bCs/>
+          <w:color w:val="000000"/>
+        </w:rPr>
+        <w:t>page.xqq</w:t>
+      </w:r>
+      <w:proofErr w:type="spellEnd"/>
+      <w:r>
+        <w:rPr>
+          <w:rFonts w:ascii="Times New Roman" w:hAnsi="Times New Roman"/>
+          <w:b/>
+          <w:bCs/>
+          <w:color w:val="000000"/>
+        </w:rPr>
+        <w:t>\</w:t>
       </w:r>
     </w:p>
     <w:p>
@@ -14489,17 +15617,37 @@
           <w:bCs/>
           <w:color w:val="000000"/>
         </w:rPr>
-        <w:t>\qqEND downloadable content</w:t>
-      </w:r>
-      <w:r>
-        <w:rPr>
-          <w:rFonts w:ascii="Times New Roman" w:hAnsi="Times New Roman" w:cs="Times New Roman"/>
-          <w:b/>
-          <w:bCs/>
-          <w:color w:val="000000"/>
-        </w:rPr>
         <w:t>\</w:t>
       </w:r>
+      <w:proofErr w:type="spellStart"/>
+      <w:r>
+        <w:rPr>
+          <w:rFonts w:ascii="Times New Roman" w:hAnsi="Times New Roman" w:cs="Times New Roman"/>
+          <w:b/>
+          <w:bCs/>
+          <w:color w:val="000000"/>
+        </w:rPr>
+        <w:t>qqEND</w:t>
+      </w:r>
+      <w:proofErr w:type="spellEnd"/>
+      <w:r>
+        <w:rPr>
+          <w:rFonts w:ascii="Times New Roman" w:hAnsi="Times New Roman" w:cs="Times New Roman"/>
+          <w:b/>
+          <w:bCs/>
+          <w:color w:val="000000"/>
+        </w:rPr>
+        <w:t xml:space="preserve"> downloadable content</w:t>
+      </w:r>
+      <w:r>
+        <w:rPr>
+          <w:rFonts w:ascii="Times New Roman" w:hAnsi="Times New Roman" w:cs="Times New Roman"/>
+          <w:b/>
+          <w:bCs/>
+          <w:color w:val="000000"/>
+        </w:rPr>
+        <w:t>\</w:t>
+      </w:r>
     </w:p>
     <w:p>
       <w:pPr>
@@ -14564,7 +15712,47 @@
           <w:bCs/>
           <w:color w:val="000000"/>
         </w:rPr>
-        <w:t>\qqID: Can you link the words “debriefing methods” to the Debriefing Methods (included in the left-hand navigation)?xqq\</w:t>
+        <w:t>\</w:t>
+      </w:r>
+      <w:proofErr w:type="spellStart"/>
+      <w:r>
+        <w:rPr>
+          <w:rFonts w:ascii="Times New Roman" w:hAnsi="Times New Roman" w:cs="Times New Roman"/>
+          <w:b/>
+          <w:bCs/>
+          <w:color w:val="000000"/>
+        </w:rPr>
+        <w:t>qqID</w:t>
+      </w:r>
+      <w:proofErr w:type="spellEnd"/>
+      <w:r>
+        <w:rPr>
+          <w:rFonts w:ascii="Times New Roman" w:hAnsi="Times New Roman" w:cs="Times New Roman"/>
+          <w:b/>
+          <w:bCs/>
+          <w:color w:val="000000"/>
+        </w:rPr>
+        <w:t>: Can you link the words “debriefing methods” to the Debriefing Methods (included in the left-hand navigation)?</w:t>
+      </w:r>
+      <w:proofErr w:type="spellStart"/>
+      <w:r>
+        <w:rPr>
+          <w:rFonts w:ascii="Times New Roman" w:hAnsi="Times New Roman" w:cs="Times New Roman"/>
+          <w:b/>
+          <w:bCs/>
+          <w:color w:val="000000"/>
+        </w:rPr>
+        <w:t>xqq</w:t>
+      </w:r>
+      <w:proofErr w:type="spellEnd"/>
+      <w:r>
+        <w:rPr>
+          <w:rFonts w:ascii="Times New Roman" w:hAnsi="Times New Roman" w:cs="Times New Roman"/>
+          <w:b/>
+          <w:bCs/>
+          <w:color w:val="000000"/>
+        </w:rPr>
+        <w:t>\</w:t>
       </w:r>
     </w:p>
     <w:p>
@@ -14725,7 +15913,23 @@
           <w:rFonts w:ascii="Times New Roman" w:hAnsi="Times New Roman" w:cs="Times New Roman"/>
           <w:color w:val="000000"/>
         </w:rPr>
-        <w:t xml:space="preserve">s this covered in the EAP? Since this simulation is a surprise for the students and they are providing emergency care to </w:t>
+        <w:t xml:space="preserve">s this covered in </w:t>
+      </w:r>
+      <w:proofErr w:type="gramStart"/>
+      <w:r>
+        <w:rPr>
+          <w:rFonts w:ascii="Times New Roman" w:hAnsi="Times New Roman" w:cs="Times New Roman"/>
+          <w:color w:val="000000"/>
+        </w:rPr>
+        <w:t>the EAP</w:t>
+      </w:r>
+      <w:proofErr w:type="gramEnd"/>
+      <w:r>
+        <w:rPr>
+          <w:rFonts w:ascii="Times New Roman" w:hAnsi="Times New Roman" w:cs="Times New Roman"/>
+          <w:color w:val="000000"/>
+        </w:rPr>
+        <w:t xml:space="preserve">? Since this simulation is a surprise for the students and they are providing emergency care to </w:t>
       </w:r>
       <w:r>
         <w:rPr>
@@ -14753,7 +15957,23 @@
           <w:rFonts w:ascii="Times New Roman" w:hAnsi="Times New Roman" w:cs="Times New Roman"/>
           <w:color w:val="000000"/>
         </w:rPr>
-        <w:t>informed Psychologically Safe (TiPS) debriefing framework</w:t>
+        <w:t>informed Psychologically Safe (</w:t>
+      </w:r>
+      <w:proofErr w:type="spellStart"/>
+      <w:r>
+        <w:rPr>
+          <w:rFonts w:ascii="Times New Roman" w:hAnsi="Times New Roman" w:cs="Times New Roman"/>
+          <w:color w:val="000000"/>
+        </w:rPr>
+        <w:t>TiPS</w:t>
+      </w:r>
+      <w:proofErr w:type="spellEnd"/>
+      <w:r>
+        <w:rPr>
+          <w:rFonts w:ascii="Times New Roman" w:hAnsi="Times New Roman" w:cs="Times New Roman"/>
+          <w:color w:val="000000"/>
+        </w:rPr>
+        <w:t>) debriefing framework</w:t>
       </w:r>
       <w:r>
         <w:rPr>
@@ -14802,8 +16022,18 @@
           <w:b/>
           <w:color w:val="000000"/>
         </w:rPr>
-        <w:t>\qqID</w:t>
-      </w:r>
+        <w:t>\</w:t>
+      </w:r>
+      <w:proofErr w:type="spellStart"/>
+      <w:r>
+        <w:rPr>
+          <w:rFonts w:ascii="Times New Roman" w:hAnsi="Times New Roman" w:cs="Times New Roman"/>
+          <w:b/>
+          <w:color w:val="000000"/>
+        </w:rPr>
+        <w:t>qqID</w:t>
+      </w:r>
+      <w:proofErr w:type="spellEnd"/>
       <w:r>
         <w:rPr>
           <w:rFonts w:ascii="Times New Roman" w:hAnsi="Times New Roman" w:cs="Times New Roman"/>
@@ -14826,7 +16056,43 @@
           <w:b/>
           <w:color w:val="000000"/>
         </w:rPr>
-        <w:t xml:space="preserve">: For this simulation, the Postsimulation Activities will be in the Instructor version only. It is intended that students not see these before doing the simulation. </w:t>
+        <w:t xml:space="preserve">: For this simulation, the </w:t>
+      </w:r>
+      <w:proofErr w:type="spellStart"/>
+      <w:r>
+        <w:rPr>
+          <w:rFonts w:ascii="Times New Roman" w:hAnsi="Times New Roman" w:cs="Times New Roman"/>
+          <w:b/>
+          <w:color w:val="000000"/>
+        </w:rPr>
+        <w:t>Postsimulation</w:t>
+      </w:r>
+      <w:proofErr w:type="spellEnd"/>
+      <w:r>
+        <w:rPr>
+          <w:rFonts w:ascii="Times New Roman" w:hAnsi="Times New Roman" w:cs="Times New Roman"/>
+          <w:b/>
+          <w:color w:val="000000"/>
+        </w:rPr>
+        <w:t xml:space="preserve"> Activities will be in the Instructor version only. It is intended that students </w:t>
+      </w:r>
+      <w:proofErr w:type="gramStart"/>
+      <w:r>
+        <w:rPr>
+          <w:rFonts w:ascii="Times New Roman" w:hAnsi="Times New Roman" w:cs="Times New Roman"/>
+          <w:b/>
+          <w:color w:val="000000"/>
+        </w:rPr>
+        <w:t>not see</w:t>
+      </w:r>
+      <w:proofErr w:type="gramEnd"/>
+      <w:r>
+        <w:rPr>
+          <w:rFonts w:ascii="Times New Roman" w:hAnsi="Times New Roman" w:cs="Times New Roman"/>
+          <w:b/>
+          <w:color w:val="000000"/>
+        </w:rPr>
+        <w:t xml:space="preserve"> these before doing the simulation. </w:t>
       </w:r>
       <w:r>
         <w:rPr>
@@ -14876,15 +16142,33 @@
           <w:bCs/>
           <w:color w:val="000000"/>
         </w:rPr>
-        <w:t>&gt;P</w:t>
-      </w:r>
-      <w:r>
-        <w:rPr>
-          <w:rFonts w:ascii="Times New Roman" w:hAnsi="Times New Roman" w:cs="Times New Roman"/>
-          <w:bCs/>
-          <w:color w:val="000000"/>
-        </w:rPr>
-        <w:t>ostsimulation Activities</w:t>
+        <w:t>&gt;</w:t>
+      </w:r>
+      <w:proofErr w:type="spellStart"/>
+      <w:r>
+        <w:rPr>
+          <w:rFonts w:ascii="Times New Roman" w:hAnsi="Times New Roman" w:cs="Times New Roman"/>
+          <w:bCs/>
+          <w:color w:val="000000"/>
+        </w:rPr>
+        <w:t>P</w:t>
+      </w:r>
+      <w:r>
+        <w:rPr>
+          <w:rFonts w:ascii="Times New Roman" w:hAnsi="Times New Roman" w:cs="Times New Roman"/>
+          <w:bCs/>
+          <w:color w:val="000000"/>
+        </w:rPr>
+        <w:t>ostsimulation</w:t>
+      </w:r>
+      <w:proofErr w:type="spellEnd"/>
+      <w:r>
+        <w:rPr>
+          <w:rFonts w:ascii="Times New Roman" w:hAnsi="Times New Roman" w:cs="Times New Roman"/>
+          <w:bCs/>
+          <w:color w:val="000000"/>
+        </w:rPr>
+        <w:t xml:space="preserve"> Activities</w:t>
       </w:r>
     </w:p>
     <w:p>
@@ -14918,7 +16202,25 @@
           <w:bCs/>
           <w:color w:val="000000"/>
         </w:rPr>
-        <w:t xml:space="preserve">any information on a debrief or postsimulation activities. They have no information </w:t>
+        <w:t xml:space="preserve">any information on a debrief or </w:t>
+      </w:r>
+      <w:proofErr w:type="spellStart"/>
+      <w:r>
+        <w:rPr>
+          <w:rFonts w:ascii="Times New Roman" w:hAnsi="Times New Roman" w:cs="Times New Roman"/>
+          <w:bCs/>
+          <w:color w:val="000000"/>
+        </w:rPr>
+        <w:t>postsimulation</w:t>
+      </w:r>
+      <w:proofErr w:type="spellEnd"/>
+      <w:r>
+        <w:rPr>
+          <w:rFonts w:ascii="Times New Roman" w:hAnsi="Times New Roman" w:cs="Times New Roman"/>
+          <w:bCs/>
+          <w:color w:val="000000"/>
+        </w:rPr>
+        <w:t xml:space="preserve"> activities. They have no information </w:t>
       </w:r>
       <w:r>
         <w:rPr>
@@ -15005,16 +16307,56 @@
           <w:bCs/>
           <w:color w:val="000000"/>
         </w:rPr>
-        <w:t>\qqBEGIN downloadable content.</w:t>
-      </w:r>
-      <w:r>
-        <w:rPr>
-          <w:rFonts w:ascii="Times New Roman" w:eastAsia="Times New Roman" w:hAnsi="Times New Roman" w:cs="Times New Roman"/>
-          <w:b/>
-          <w:bCs/>
-          <w:color w:val="000000"/>
-        </w:rPr>
-        <w:t xml:space="preserve"> Button name: Postsimulation Activity </w:t>
+        <w:t>\</w:t>
+      </w:r>
+      <w:proofErr w:type="spellStart"/>
+      <w:r>
+        <w:rPr>
+          <w:rFonts w:ascii="Times New Roman" w:eastAsia="Times New Roman" w:hAnsi="Times New Roman" w:cs="Times New Roman"/>
+          <w:b/>
+          <w:bCs/>
+          <w:color w:val="000000"/>
+        </w:rPr>
+        <w:t>qqBEGIN</w:t>
+      </w:r>
+      <w:proofErr w:type="spellEnd"/>
+      <w:r>
+        <w:rPr>
+          <w:rFonts w:ascii="Times New Roman" w:eastAsia="Times New Roman" w:hAnsi="Times New Roman" w:cs="Times New Roman"/>
+          <w:b/>
+          <w:bCs/>
+          <w:color w:val="000000"/>
+        </w:rPr>
+        <w:t xml:space="preserve"> downloadable content.</w:t>
+      </w:r>
+      <w:r>
+        <w:rPr>
+          <w:rFonts w:ascii="Times New Roman" w:eastAsia="Times New Roman" w:hAnsi="Times New Roman" w:cs="Times New Roman"/>
+          <w:b/>
+          <w:bCs/>
+          <w:color w:val="000000"/>
+        </w:rPr>
+        <w:t xml:space="preserve"> Button name: </w:t>
+      </w:r>
+      <w:proofErr w:type="spellStart"/>
+      <w:r>
+        <w:rPr>
+          <w:rFonts w:ascii="Times New Roman" w:eastAsia="Times New Roman" w:hAnsi="Times New Roman" w:cs="Times New Roman"/>
+          <w:b/>
+          <w:bCs/>
+          <w:color w:val="000000"/>
+        </w:rPr>
+        <w:t>Postsimulation</w:t>
+      </w:r>
+      <w:proofErr w:type="spellEnd"/>
+      <w:r>
+        <w:rPr>
+          <w:rFonts w:ascii="Times New Roman" w:eastAsia="Times New Roman" w:hAnsi="Times New Roman" w:cs="Times New Roman"/>
+          <w:b/>
+          <w:bCs/>
+          <w:color w:val="000000"/>
+        </w:rPr>
+        <w:t xml:space="preserve"> Activity </w:t>
       </w:r>
       <w:r>
         <w:rPr>
@@ -15072,15 +16414,33 @@
           <w:bCs/>
           <w:color w:val="000000"/>
         </w:rPr>
-        <w:t>&gt;P</w:t>
-      </w:r>
-      <w:r>
-        <w:rPr>
-          <w:rFonts w:ascii="Times New Roman" w:hAnsi="Times New Roman" w:cs="Times New Roman"/>
-          <w:bCs/>
-          <w:color w:val="000000"/>
-        </w:rPr>
-        <w:t xml:space="preserve">ostsimulation Activity </w:t>
+        <w:t>&gt;</w:t>
+      </w:r>
+      <w:proofErr w:type="spellStart"/>
+      <w:r>
+        <w:rPr>
+          <w:rFonts w:ascii="Times New Roman" w:hAnsi="Times New Roman" w:cs="Times New Roman"/>
+          <w:bCs/>
+          <w:color w:val="000000"/>
+        </w:rPr>
+        <w:t>P</w:t>
+      </w:r>
+      <w:r>
+        <w:rPr>
+          <w:rFonts w:ascii="Times New Roman" w:hAnsi="Times New Roman" w:cs="Times New Roman"/>
+          <w:bCs/>
+          <w:color w:val="000000"/>
+        </w:rPr>
+        <w:t>ostsimulation</w:t>
+      </w:r>
+      <w:proofErr w:type="spellEnd"/>
+      <w:r>
+        <w:rPr>
+          <w:rFonts w:ascii="Times New Roman" w:hAnsi="Times New Roman" w:cs="Times New Roman"/>
+          <w:bCs/>
+          <w:color w:val="000000"/>
+        </w:rPr>
+        <w:t xml:space="preserve"> Activity </w:t>
       </w:r>
       <w:r>
         <w:rPr>
@@ -15217,45 +16577,105 @@
           <w:bCs/>
           <w:color w:val="000000"/>
         </w:rPr>
-        <w:t>\qqEND downloadable content\</w:t>
-      </w:r>
-    </w:p>
-    <w:p>
-      <w:pPr>
-        <w:spacing w:line="480" w:lineRule="auto"/>
-        <w:rPr>
-          <w:rFonts w:ascii="Times New Roman" w:eastAsia="Times New Roman" w:hAnsi="Times New Roman" w:cs="Times New Roman"/>
-          <w:color w:val="000000"/>
-        </w:rPr>
-      </w:pPr>
-    </w:p>
-    <w:p>
-      <w:pPr>
-        <w:spacing w:line="480" w:lineRule="auto"/>
-        <w:rPr>
-          <w:rFonts w:ascii="Times New Roman" w:eastAsia="Times New Roman" w:hAnsi="Times New Roman" w:cs="Times New Roman"/>
-          <w:b/>
-          <w:bCs/>
-          <w:color w:val="000000"/>
-        </w:rPr>
-      </w:pPr>
-      <w:r>
-        <w:rPr>
-          <w:rFonts w:ascii="Times New Roman" w:eastAsia="Times New Roman" w:hAnsi="Times New Roman" w:cs="Times New Roman"/>
-          <w:b/>
-          <w:bCs/>
-          <w:color w:val="000000"/>
-        </w:rPr>
-        <w:t>\qqBEGIN downloadable content.</w:t>
-      </w:r>
-      <w:r>
-        <w:rPr>
-          <w:rFonts w:ascii="Times New Roman" w:eastAsia="Times New Roman" w:hAnsi="Times New Roman" w:cs="Times New Roman"/>
-          <w:b/>
-          <w:bCs/>
-          <w:color w:val="000000"/>
-        </w:rPr>
-        <w:t xml:space="preserve"> Button name: Postsimulation Activity </w:t>
+        <w:t>\</w:t>
+      </w:r>
+      <w:proofErr w:type="spellStart"/>
+      <w:r>
+        <w:rPr>
+          <w:rFonts w:ascii="Times New Roman" w:eastAsia="Times New Roman" w:hAnsi="Times New Roman" w:cs="Times New Roman"/>
+          <w:b/>
+          <w:bCs/>
+          <w:color w:val="000000"/>
+        </w:rPr>
+        <w:t>qqEND</w:t>
+      </w:r>
+      <w:proofErr w:type="spellEnd"/>
+      <w:r>
+        <w:rPr>
+          <w:rFonts w:ascii="Times New Roman" w:eastAsia="Times New Roman" w:hAnsi="Times New Roman" w:cs="Times New Roman"/>
+          <w:b/>
+          <w:bCs/>
+          <w:color w:val="000000"/>
+        </w:rPr>
+        <w:t xml:space="preserve"> downloadable content\</w:t>
+      </w:r>
+    </w:p>
+    <w:p>
+      <w:pPr>
+        <w:spacing w:line="480" w:lineRule="auto"/>
+        <w:rPr>
+          <w:rFonts w:ascii="Times New Roman" w:eastAsia="Times New Roman" w:hAnsi="Times New Roman" w:cs="Times New Roman"/>
+          <w:color w:val="000000"/>
+        </w:rPr>
+      </w:pPr>
+    </w:p>
+    <w:p>
+      <w:pPr>
+        <w:spacing w:line="480" w:lineRule="auto"/>
+        <w:rPr>
+          <w:rFonts w:ascii="Times New Roman" w:eastAsia="Times New Roman" w:hAnsi="Times New Roman" w:cs="Times New Roman"/>
+          <w:b/>
+          <w:bCs/>
+          <w:color w:val="000000"/>
+        </w:rPr>
+      </w:pPr>
+      <w:r>
+        <w:rPr>
+          <w:rFonts w:ascii="Times New Roman" w:eastAsia="Times New Roman" w:hAnsi="Times New Roman" w:cs="Times New Roman"/>
+          <w:b/>
+          <w:bCs/>
+          <w:color w:val="000000"/>
+        </w:rPr>
+        <w:t>\</w:t>
+      </w:r>
+      <w:proofErr w:type="spellStart"/>
+      <w:r>
+        <w:rPr>
+          <w:rFonts w:ascii="Times New Roman" w:eastAsia="Times New Roman" w:hAnsi="Times New Roman" w:cs="Times New Roman"/>
+          <w:b/>
+          <w:bCs/>
+          <w:color w:val="000000"/>
+        </w:rPr>
+        <w:t>qqBEGIN</w:t>
+      </w:r>
+      <w:proofErr w:type="spellEnd"/>
+      <w:r>
+        <w:rPr>
+          <w:rFonts w:ascii="Times New Roman" w:eastAsia="Times New Roman" w:hAnsi="Times New Roman" w:cs="Times New Roman"/>
+          <w:b/>
+          <w:bCs/>
+          <w:color w:val="000000"/>
+        </w:rPr>
+        <w:t xml:space="preserve"> downloadable content.</w:t>
+      </w:r>
+      <w:r>
+        <w:rPr>
+          <w:rFonts w:ascii="Times New Roman" w:eastAsia="Times New Roman" w:hAnsi="Times New Roman" w:cs="Times New Roman"/>
+          <w:b/>
+          <w:bCs/>
+          <w:color w:val="000000"/>
+        </w:rPr>
+        <w:t xml:space="preserve"> Button name: </w:t>
+      </w:r>
+      <w:proofErr w:type="spellStart"/>
+      <w:r>
+        <w:rPr>
+          <w:rFonts w:ascii="Times New Roman" w:eastAsia="Times New Roman" w:hAnsi="Times New Roman" w:cs="Times New Roman"/>
+          <w:b/>
+          <w:bCs/>
+          <w:color w:val="000000"/>
+        </w:rPr>
+        <w:t>Postsimulation</w:t>
+      </w:r>
+      <w:proofErr w:type="spellEnd"/>
+      <w:r>
+        <w:rPr>
+          <w:rFonts w:ascii="Times New Roman" w:eastAsia="Times New Roman" w:hAnsi="Times New Roman" w:cs="Times New Roman"/>
+          <w:b/>
+          <w:bCs/>
+          <w:color w:val="000000"/>
+        </w:rPr>
+        <w:t xml:space="preserve"> Activity </w:t>
       </w:r>
       <w:r>
         <w:rPr>
@@ -15307,15 +16727,33 @@
           <w:bCs/>
           <w:color w:val="000000"/>
         </w:rPr>
-        <w:t>&gt;P</w:t>
-      </w:r>
-      <w:r>
-        <w:rPr>
-          <w:rFonts w:ascii="Times New Roman" w:hAnsi="Times New Roman" w:cs="Times New Roman"/>
-          <w:bCs/>
-          <w:color w:val="000000"/>
-        </w:rPr>
-        <w:t xml:space="preserve">ostsimulation Activity </w:t>
+        <w:t>&gt;</w:t>
+      </w:r>
+      <w:proofErr w:type="spellStart"/>
+      <w:r>
+        <w:rPr>
+          <w:rFonts w:ascii="Times New Roman" w:hAnsi="Times New Roman" w:cs="Times New Roman"/>
+          <w:bCs/>
+          <w:color w:val="000000"/>
+        </w:rPr>
+        <w:t>P</w:t>
+      </w:r>
+      <w:r>
+        <w:rPr>
+          <w:rFonts w:ascii="Times New Roman" w:hAnsi="Times New Roman" w:cs="Times New Roman"/>
+          <w:bCs/>
+          <w:color w:val="000000"/>
+        </w:rPr>
+        <w:t>ostsimulation</w:t>
+      </w:r>
+      <w:proofErr w:type="spellEnd"/>
+      <w:r>
+        <w:rPr>
+          <w:rFonts w:ascii="Times New Roman" w:hAnsi="Times New Roman" w:cs="Times New Roman"/>
+          <w:bCs/>
+          <w:color w:val="000000"/>
+        </w:rPr>
+        <w:t xml:space="preserve"> Activity </w:t>
       </w:r>
       <w:r>
         <w:rPr>
@@ -15409,45 +16847,105 @@
           <w:bCs/>
           <w:color w:val="000000"/>
         </w:rPr>
-        <w:t>\qqEND downloadable content\</w:t>
-      </w:r>
-    </w:p>
-    <w:p>
-      <w:pPr>
-        <w:spacing w:line="480" w:lineRule="auto"/>
-        <w:rPr>
-          <w:rFonts w:ascii="Times New Roman" w:eastAsia="Times New Roman" w:hAnsi="Times New Roman" w:cs="Times New Roman"/>
-          <w:color w:val="000000"/>
-        </w:rPr>
-      </w:pPr>
-    </w:p>
-    <w:p>
-      <w:pPr>
-        <w:spacing w:line="480" w:lineRule="auto"/>
-        <w:rPr>
-          <w:rFonts w:ascii="Times New Roman" w:eastAsia="Times New Roman" w:hAnsi="Times New Roman" w:cs="Times New Roman"/>
-          <w:b/>
-          <w:bCs/>
-          <w:color w:val="000000"/>
-        </w:rPr>
-      </w:pPr>
-      <w:r>
-        <w:rPr>
-          <w:rFonts w:ascii="Times New Roman" w:eastAsia="Times New Roman" w:hAnsi="Times New Roman" w:cs="Times New Roman"/>
-          <w:b/>
-          <w:bCs/>
-          <w:color w:val="000000"/>
-        </w:rPr>
-        <w:t>\qqBEGIN downloadable content.</w:t>
-      </w:r>
-      <w:r>
-        <w:rPr>
-          <w:rFonts w:ascii="Times New Roman" w:eastAsia="Times New Roman" w:hAnsi="Times New Roman" w:cs="Times New Roman"/>
-          <w:b/>
-          <w:bCs/>
-          <w:color w:val="000000"/>
-        </w:rPr>
-        <w:t xml:space="preserve"> Button name: Postsimulation Activity </w:t>
+        <w:t>\</w:t>
+      </w:r>
+      <w:proofErr w:type="spellStart"/>
+      <w:r>
+        <w:rPr>
+          <w:rFonts w:ascii="Times New Roman" w:eastAsia="Times New Roman" w:hAnsi="Times New Roman" w:cs="Times New Roman"/>
+          <w:b/>
+          <w:bCs/>
+          <w:color w:val="000000"/>
+        </w:rPr>
+        <w:t>qqEND</w:t>
+      </w:r>
+      <w:proofErr w:type="spellEnd"/>
+      <w:r>
+        <w:rPr>
+          <w:rFonts w:ascii="Times New Roman" w:eastAsia="Times New Roman" w:hAnsi="Times New Roman" w:cs="Times New Roman"/>
+          <w:b/>
+          <w:bCs/>
+          <w:color w:val="000000"/>
+        </w:rPr>
+        <w:t xml:space="preserve"> downloadable content\</w:t>
+      </w:r>
+    </w:p>
+    <w:p>
+      <w:pPr>
+        <w:spacing w:line="480" w:lineRule="auto"/>
+        <w:rPr>
+          <w:rFonts w:ascii="Times New Roman" w:eastAsia="Times New Roman" w:hAnsi="Times New Roman" w:cs="Times New Roman"/>
+          <w:color w:val="000000"/>
+        </w:rPr>
+      </w:pPr>
+    </w:p>
+    <w:p>
+      <w:pPr>
+        <w:spacing w:line="480" w:lineRule="auto"/>
+        <w:rPr>
+          <w:rFonts w:ascii="Times New Roman" w:eastAsia="Times New Roman" w:hAnsi="Times New Roman" w:cs="Times New Roman"/>
+          <w:b/>
+          <w:bCs/>
+          <w:color w:val="000000"/>
+        </w:rPr>
+      </w:pPr>
+      <w:r>
+        <w:rPr>
+          <w:rFonts w:ascii="Times New Roman" w:eastAsia="Times New Roman" w:hAnsi="Times New Roman" w:cs="Times New Roman"/>
+          <w:b/>
+          <w:bCs/>
+          <w:color w:val="000000"/>
+        </w:rPr>
+        <w:t>\</w:t>
+      </w:r>
+      <w:proofErr w:type="spellStart"/>
+      <w:r>
+        <w:rPr>
+          <w:rFonts w:ascii="Times New Roman" w:eastAsia="Times New Roman" w:hAnsi="Times New Roman" w:cs="Times New Roman"/>
+          <w:b/>
+          <w:bCs/>
+          <w:color w:val="000000"/>
+        </w:rPr>
+        <w:t>qqBEGIN</w:t>
+      </w:r>
+      <w:proofErr w:type="spellEnd"/>
+      <w:r>
+        <w:rPr>
+          <w:rFonts w:ascii="Times New Roman" w:eastAsia="Times New Roman" w:hAnsi="Times New Roman" w:cs="Times New Roman"/>
+          <w:b/>
+          <w:bCs/>
+          <w:color w:val="000000"/>
+        </w:rPr>
+        <w:t xml:space="preserve"> downloadable content.</w:t>
+      </w:r>
+      <w:r>
+        <w:rPr>
+          <w:rFonts w:ascii="Times New Roman" w:eastAsia="Times New Roman" w:hAnsi="Times New Roman" w:cs="Times New Roman"/>
+          <w:b/>
+          <w:bCs/>
+          <w:color w:val="000000"/>
+        </w:rPr>
+        <w:t xml:space="preserve"> Button name: </w:t>
+      </w:r>
+      <w:proofErr w:type="spellStart"/>
+      <w:r>
+        <w:rPr>
+          <w:rFonts w:ascii="Times New Roman" w:eastAsia="Times New Roman" w:hAnsi="Times New Roman" w:cs="Times New Roman"/>
+          <w:b/>
+          <w:bCs/>
+          <w:color w:val="000000"/>
+        </w:rPr>
+        <w:t>Postsimulation</w:t>
+      </w:r>
+      <w:proofErr w:type="spellEnd"/>
+      <w:r>
+        <w:rPr>
+          <w:rFonts w:ascii="Times New Roman" w:eastAsia="Times New Roman" w:hAnsi="Times New Roman" w:cs="Times New Roman"/>
+          <w:b/>
+          <w:bCs/>
+          <w:color w:val="000000"/>
+        </w:rPr>
+        <w:t xml:space="preserve"> Activity </w:t>
       </w:r>
       <w:r>
         <w:rPr>
@@ -15499,15 +16997,33 @@
           <w:bCs/>
           <w:color w:val="000000"/>
         </w:rPr>
-        <w:t>&gt;P</w:t>
-      </w:r>
-      <w:r>
-        <w:rPr>
-          <w:rFonts w:ascii="Times New Roman" w:hAnsi="Times New Roman" w:cs="Times New Roman"/>
-          <w:bCs/>
-          <w:color w:val="000000"/>
-        </w:rPr>
-        <w:t xml:space="preserve">ostsimulation Activity </w:t>
+        <w:t>&gt;</w:t>
+      </w:r>
+      <w:proofErr w:type="spellStart"/>
+      <w:r>
+        <w:rPr>
+          <w:rFonts w:ascii="Times New Roman" w:hAnsi="Times New Roman" w:cs="Times New Roman"/>
+          <w:bCs/>
+          <w:color w:val="000000"/>
+        </w:rPr>
+        <w:t>P</w:t>
+      </w:r>
+      <w:r>
+        <w:rPr>
+          <w:rFonts w:ascii="Times New Roman" w:hAnsi="Times New Roman" w:cs="Times New Roman"/>
+          <w:bCs/>
+          <w:color w:val="000000"/>
+        </w:rPr>
+        <w:t>ostsimulation</w:t>
+      </w:r>
+      <w:proofErr w:type="spellEnd"/>
+      <w:r>
+        <w:rPr>
+          <w:rFonts w:ascii="Times New Roman" w:hAnsi="Times New Roman" w:cs="Times New Roman"/>
+          <w:bCs/>
+          <w:color w:val="000000"/>
+        </w:rPr>
+        <w:t xml:space="preserve"> Activity </w:t>
       </w:r>
       <w:r>
         <w:rPr>
@@ -15811,46 +17327,106 @@
           <w:bCs/>
           <w:color w:val="000000"/>
         </w:rPr>
-        <w:t>\qqEND downloadable content\</w:t>
-      </w:r>
-    </w:p>
-    <w:p>
-      <w:pPr>
-        <w:spacing w:line="480" w:lineRule="auto"/>
-        <w:rPr>
-          <w:rFonts w:ascii="Times New Roman" w:hAnsi="Times New Roman" w:cs="Times New Roman"/>
-          <w:bCs/>
-          <w:color w:val="000000"/>
-        </w:rPr>
-      </w:pPr>
-    </w:p>
-    <w:p>
-      <w:pPr>
-        <w:spacing w:line="480" w:lineRule="auto"/>
-        <w:rPr>
-          <w:rFonts w:ascii="Times New Roman" w:eastAsia="Times New Roman" w:hAnsi="Times New Roman" w:cs="Times New Roman"/>
-          <w:b/>
-          <w:bCs/>
-          <w:color w:val="000000"/>
-        </w:rPr>
-      </w:pPr>
-      <w:r>
-        <w:rPr>
-          <w:rFonts w:ascii="Times New Roman" w:eastAsia="Times New Roman" w:hAnsi="Times New Roman" w:cs="Times New Roman"/>
-          <w:b/>
-          <w:bCs/>
-          <w:color w:val="000000"/>
-        </w:rPr>
-        <w:t>\qqBEGIN downloadable content.</w:t>
-      </w:r>
-      <w:r>
-        <w:rPr>
-          <w:rFonts w:ascii="Times New Roman" w:eastAsia="Times New Roman" w:hAnsi="Times New Roman" w:cs="Times New Roman"/>
-          <w:b/>
-          <w:bCs/>
-          <w:color w:val="000000"/>
-        </w:rPr>
-        <w:t xml:space="preserve"> Button name: Postsimulation Activity </w:t>
+        <w:t>\</w:t>
+      </w:r>
+      <w:proofErr w:type="spellStart"/>
+      <w:r>
+        <w:rPr>
+          <w:rFonts w:ascii="Times New Roman" w:eastAsia="Times New Roman" w:hAnsi="Times New Roman" w:cs="Times New Roman"/>
+          <w:b/>
+          <w:bCs/>
+          <w:color w:val="000000"/>
+        </w:rPr>
+        <w:t>qqEND</w:t>
+      </w:r>
+      <w:proofErr w:type="spellEnd"/>
+      <w:r>
+        <w:rPr>
+          <w:rFonts w:ascii="Times New Roman" w:eastAsia="Times New Roman" w:hAnsi="Times New Roman" w:cs="Times New Roman"/>
+          <w:b/>
+          <w:bCs/>
+          <w:color w:val="000000"/>
+        </w:rPr>
+        <w:t xml:space="preserve"> downloadable content\</w:t>
+      </w:r>
+    </w:p>
+    <w:p>
+      <w:pPr>
+        <w:spacing w:line="480" w:lineRule="auto"/>
+        <w:rPr>
+          <w:rFonts w:ascii="Times New Roman" w:hAnsi="Times New Roman" w:cs="Times New Roman"/>
+          <w:bCs/>
+          <w:color w:val="000000"/>
+        </w:rPr>
+      </w:pPr>
+    </w:p>
+    <w:p>
+      <w:pPr>
+        <w:spacing w:line="480" w:lineRule="auto"/>
+        <w:rPr>
+          <w:rFonts w:ascii="Times New Roman" w:eastAsia="Times New Roman" w:hAnsi="Times New Roman" w:cs="Times New Roman"/>
+          <w:b/>
+          <w:bCs/>
+          <w:color w:val="000000"/>
+        </w:rPr>
+      </w:pPr>
+      <w:r>
+        <w:rPr>
+          <w:rFonts w:ascii="Times New Roman" w:eastAsia="Times New Roman" w:hAnsi="Times New Roman" w:cs="Times New Roman"/>
+          <w:b/>
+          <w:bCs/>
+          <w:color w:val="000000"/>
+        </w:rPr>
+        <w:t>\</w:t>
+      </w:r>
+      <w:proofErr w:type="spellStart"/>
+      <w:r>
+        <w:rPr>
+          <w:rFonts w:ascii="Times New Roman" w:eastAsia="Times New Roman" w:hAnsi="Times New Roman" w:cs="Times New Roman"/>
+          <w:b/>
+          <w:bCs/>
+          <w:color w:val="000000"/>
+        </w:rPr>
+        <w:t>qqBEGIN</w:t>
+      </w:r>
+      <w:proofErr w:type="spellEnd"/>
+      <w:r>
+        <w:rPr>
+          <w:rFonts w:ascii="Times New Roman" w:eastAsia="Times New Roman" w:hAnsi="Times New Roman" w:cs="Times New Roman"/>
+          <w:b/>
+          <w:bCs/>
+          <w:color w:val="000000"/>
+        </w:rPr>
+        <w:t xml:space="preserve"> downloadable content.</w:t>
+      </w:r>
+      <w:r>
+        <w:rPr>
+          <w:rFonts w:ascii="Times New Roman" w:eastAsia="Times New Roman" w:hAnsi="Times New Roman" w:cs="Times New Roman"/>
+          <w:b/>
+          <w:bCs/>
+          <w:color w:val="000000"/>
+        </w:rPr>
+        <w:t xml:space="preserve"> Button name: </w:t>
+      </w:r>
+      <w:proofErr w:type="spellStart"/>
+      <w:r>
+        <w:rPr>
+          <w:rFonts w:ascii="Times New Roman" w:eastAsia="Times New Roman" w:hAnsi="Times New Roman" w:cs="Times New Roman"/>
+          <w:b/>
+          <w:bCs/>
+          <w:color w:val="000000"/>
+        </w:rPr>
+        <w:t>Postsimulation</w:t>
+      </w:r>
+      <w:proofErr w:type="spellEnd"/>
+      <w:r>
+        <w:rPr>
+          <w:rFonts w:ascii="Times New Roman" w:eastAsia="Times New Roman" w:hAnsi="Times New Roman" w:cs="Times New Roman"/>
+          <w:b/>
+          <w:bCs/>
+          <w:color w:val="000000"/>
+        </w:rPr>
+        <w:t xml:space="preserve"> Activity </w:t>
       </w:r>
       <w:r>
         <w:rPr>
@@ -15911,15 +17487,33 @@
           <w:bCs/>
           <w:color w:val="000000"/>
         </w:rPr>
-        <w:t>&gt;P</w:t>
-      </w:r>
-      <w:r>
-        <w:rPr>
-          <w:rFonts w:ascii="Times New Roman" w:hAnsi="Times New Roman" w:cs="Times New Roman"/>
-          <w:bCs/>
-          <w:color w:val="000000"/>
-        </w:rPr>
-        <w:t xml:space="preserve">ostsimulation Activity </w:t>
+        <w:t>&gt;</w:t>
+      </w:r>
+      <w:proofErr w:type="spellStart"/>
+      <w:r>
+        <w:rPr>
+          <w:rFonts w:ascii="Times New Roman" w:hAnsi="Times New Roman" w:cs="Times New Roman"/>
+          <w:bCs/>
+          <w:color w:val="000000"/>
+        </w:rPr>
+        <w:t>P</w:t>
+      </w:r>
+      <w:r>
+        <w:rPr>
+          <w:rFonts w:ascii="Times New Roman" w:hAnsi="Times New Roman" w:cs="Times New Roman"/>
+          <w:bCs/>
+          <w:color w:val="000000"/>
+        </w:rPr>
+        <w:t>ostsimulation</w:t>
+      </w:r>
+      <w:proofErr w:type="spellEnd"/>
+      <w:r>
+        <w:rPr>
+          <w:rFonts w:ascii="Times New Roman" w:hAnsi="Times New Roman" w:cs="Times New Roman"/>
+          <w:bCs/>
+          <w:color w:val="000000"/>
+        </w:rPr>
+        <w:t xml:space="preserve"> Activity </w:t>
       </w:r>
       <w:r>
         <w:rPr>
@@ -15967,7 +17561,23 @@
           <w:rFonts w:ascii="Times New Roman" w:eastAsia="Times New Roman" w:hAnsi="Times New Roman" w:cs="Times New Roman"/>
           <w:color w:val="000000"/>
         </w:rPr>
-        <w:t xml:space="preserve">Koshy K, Limb C, Gundogan B, Whitehurst K, Jafree DJ. Reflective </w:t>
+        <w:t xml:space="preserve">Koshy K, Limb C, Gundogan B, Whitehurst K, </w:t>
+      </w:r>
+      <w:proofErr w:type="spellStart"/>
+      <w:r>
+        <w:rPr>
+          <w:rFonts w:ascii="Times New Roman" w:eastAsia="Times New Roman" w:hAnsi="Times New Roman" w:cs="Times New Roman"/>
+          <w:color w:val="000000"/>
+        </w:rPr>
+        <w:t>Jafree</w:t>
+      </w:r>
+      <w:proofErr w:type="spellEnd"/>
+      <w:r>
+        <w:rPr>
+          <w:rFonts w:ascii="Times New Roman" w:eastAsia="Times New Roman" w:hAnsi="Times New Roman" w:cs="Times New Roman"/>
+          <w:color w:val="000000"/>
+        </w:rPr>
+        <w:t xml:space="preserve"> DJ. Reflective </w:t>
       </w:r>
       <w:r>
         <w:rPr>
@@ -16728,7 +18338,39 @@
           <w:rFonts w:ascii="Times New Roman" w:hAnsi="Times New Roman" w:cs="Times New Roman"/>
           <w:color w:val="000000"/>
         </w:rPr>
-        <w:t xml:space="preserve">Why does EMS stop CPR to check a pulse and breathing? </w:t>
+        <w:t xml:space="preserve">Why does EMS stop CPR </w:t>
+      </w:r>
+      <w:proofErr w:type="gramStart"/>
+      <w:r>
+        <w:rPr>
+          <w:rFonts w:ascii="Times New Roman" w:hAnsi="Times New Roman" w:cs="Times New Roman"/>
+          <w:color w:val="000000"/>
+        </w:rPr>
+        <w:t>to check</w:t>
+      </w:r>
+      <w:proofErr w:type="gramEnd"/>
+      <w:r>
+        <w:rPr>
+          <w:rFonts w:ascii="Times New Roman" w:hAnsi="Times New Roman" w:cs="Times New Roman"/>
+          <w:color w:val="000000"/>
+        </w:rPr>
+        <w:t xml:space="preserve"> </w:t>
+      </w:r>
+      <w:proofErr w:type="gramStart"/>
+      <w:r>
+        <w:rPr>
+          <w:rFonts w:ascii="Times New Roman" w:hAnsi="Times New Roman" w:cs="Times New Roman"/>
+          <w:color w:val="000000"/>
+        </w:rPr>
+        <w:t>a pulse</w:t>
+      </w:r>
+      <w:proofErr w:type="gramEnd"/>
+      <w:r>
+        <w:rPr>
+          <w:rFonts w:ascii="Times New Roman" w:hAnsi="Times New Roman" w:cs="Times New Roman"/>
+          <w:color w:val="000000"/>
+        </w:rPr>
+        <w:t xml:space="preserve"> and breathing? </w:t>
       </w:r>
       <w:r>
         <w:rPr>
@@ -16791,7 +18433,23 @@
           <w:rFonts w:ascii="Times New Roman" w:hAnsi="Times New Roman" w:cs="Times New Roman"/>
           <w:color w:val="000000"/>
         </w:rPr>
-        <w:t>urring (because you can feel it) and then ask the HCP to stop and notice it disappear. Second, just like any transfer of care, the new provider should ensure they understand and verify the patient’s condition.</w:t>
+        <w:t xml:space="preserve">urring (because you can feel it) and then ask </w:t>
+      </w:r>
+      <w:proofErr w:type="gramStart"/>
+      <w:r>
+        <w:rPr>
+          <w:rFonts w:ascii="Times New Roman" w:hAnsi="Times New Roman" w:cs="Times New Roman"/>
+          <w:color w:val="000000"/>
+        </w:rPr>
+        <w:t>the HCP</w:t>
+      </w:r>
+      <w:proofErr w:type="gramEnd"/>
+      <w:r>
+        <w:rPr>
+          <w:rFonts w:ascii="Times New Roman" w:hAnsi="Times New Roman" w:cs="Times New Roman"/>
+          <w:color w:val="000000"/>
+        </w:rPr>
+        <w:t xml:space="preserve"> to stop and notice it disappear. Second, just like any transfer of care, the new provider should ensure they understand and verify the patient’s condition.</w:t>
       </w:r>
     </w:p>
     <w:p>
@@ -17844,7 +19502,25 @@
           <w:iCs/>
           <w:color w:val="000000"/>
         </w:rPr>
-        <w:t>J Athl Train</w:t>
+        <w:t xml:space="preserve">J </w:t>
+      </w:r>
+      <w:proofErr w:type="spellStart"/>
+      <w:r>
+        <w:rPr>
+          <w:i/>
+          <w:iCs/>
+          <w:color w:val="000000"/>
+        </w:rPr>
+        <w:t>Athl</w:t>
+      </w:r>
+      <w:proofErr w:type="spellEnd"/>
+      <w:r>
+        <w:rPr>
+          <w:i/>
+          <w:iCs/>
+          <w:color w:val="000000"/>
+        </w:rPr>
+        <w:t xml:space="preserve"> Train</w:t>
       </w:r>
       <w:r>
         <w:rPr>
@@ -18022,7 +19698,21 @@
         <w:rPr>
           <w:color w:val="000000"/>
         </w:rPr>
-        <w:t xml:space="preserve">Mihalik JP, Lynall RC, Fraser MA, et al. Football </w:t>
+        <w:t xml:space="preserve">Mihalik JP, </w:t>
+      </w:r>
+      <w:proofErr w:type="spellStart"/>
+      <w:r>
+        <w:rPr>
+          <w:color w:val="000000"/>
+        </w:rPr>
+        <w:t>Lynall</w:t>
+      </w:r>
+      <w:proofErr w:type="spellEnd"/>
+      <w:r>
+        <w:rPr>
+          <w:color w:val="000000"/>
+        </w:rPr>
+        <w:t xml:space="preserve"> RC, Fraser MA, et al. Football </w:t>
       </w:r>
       <w:r>
         <w:rPr>
@@ -18036,12 +19726,21 @@
         </w:rPr>
         <w:t xml:space="preserve">fficacy. </w:t>
       </w:r>
+      <w:proofErr w:type="spellStart"/>
       <w:r>
         <w:rPr>
           <w:i/>
           <w:color w:val="000000"/>
         </w:rPr>
-        <w:t>Prehosp Emerg Care</w:t>
+        <w:t>Prehosp</w:t>
+      </w:r>
+      <w:proofErr w:type="spellEnd"/>
+      <w:r>
+        <w:rPr>
+          <w:i/>
+          <w:color w:val="000000"/>
+        </w:rPr>
+        <w:t xml:space="preserve"> Emerg Care</w:t>
       </w:r>
       <w:r>
         <w:rPr>
@@ -18227,7 +19926,25 @@
           <w:iCs/>
           <w:color w:val="000000"/>
         </w:rPr>
-        <w:t>J Athl Train</w:t>
+        <w:t xml:space="preserve">J </w:t>
+      </w:r>
+      <w:proofErr w:type="spellStart"/>
+      <w:r>
+        <w:rPr>
+          <w:i/>
+          <w:iCs/>
+          <w:color w:val="000000"/>
+        </w:rPr>
+        <w:t>Athl</w:t>
+      </w:r>
+      <w:proofErr w:type="spellEnd"/>
+      <w:r>
+        <w:rPr>
+          <w:i/>
+          <w:iCs/>
+          <w:color w:val="000000"/>
+        </w:rPr>
+        <w:t xml:space="preserve"> Train</w:t>
       </w:r>
       <w:r>
         <w:rPr>
@@ -18513,7 +20230,27 @@
           <w:bCs/>
           <w:color w:val="000000"/>
         </w:rPr>
-        <w:t xml:space="preserve">\qqBEGIN downloadable content: Button name: </w:t>
+        <w:t>\</w:t>
+      </w:r>
+      <w:proofErr w:type="spellStart"/>
+      <w:r>
+        <w:rPr>
+          <w:rFonts w:ascii="Times New Roman" w:eastAsia="Times New Roman" w:hAnsi="Times New Roman" w:cs="Times New Roman"/>
+          <w:b/>
+          <w:bCs/>
+          <w:color w:val="000000"/>
+        </w:rPr>
+        <w:t>qqBEGIN</w:t>
+      </w:r>
+      <w:proofErr w:type="spellEnd"/>
+      <w:r>
+        <w:rPr>
+          <w:rFonts w:ascii="Times New Roman" w:eastAsia="Times New Roman" w:hAnsi="Times New Roman" w:cs="Times New Roman"/>
+          <w:b/>
+          <w:bCs/>
+          <w:color w:val="000000"/>
+        </w:rPr>
+        <w:t xml:space="preserve"> downloadable content: Button name: </w:t>
       </w:r>
       <w:r>
         <w:rPr>
@@ -18589,14 +20326,30 @@
           <w:rFonts w:ascii="Times New Roman" w:hAnsi="Times New Roman" w:cs="Times New Roman"/>
           <w:color w:val="000000"/>
         </w:rPr>
-        <w:t>&gt;P</w:t>
-      </w:r>
-      <w:r>
-        <w:rPr>
-          <w:rFonts w:ascii="Times New Roman" w:hAnsi="Times New Roman" w:cs="Times New Roman"/>
-          <w:color w:val="000000"/>
-        </w:rPr>
-        <w:t xml:space="preserve">resimulation Activity </w:t>
+        <w:t>&gt;</w:t>
+      </w:r>
+      <w:proofErr w:type="spellStart"/>
+      <w:r>
+        <w:rPr>
+          <w:rFonts w:ascii="Times New Roman" w:hAnsi="Times New Roman" w:cs="Times New Roman"/>
+          <w:color w:val="000000"/>
+        </w:rPr>
+        <w:t>P</w:t>
+      </w:r>
+      <w:r>
+        <w:rPr>
+          <w:rFonts w:ascii="Times New Roman" w:hAnsi="Times New Roman" w:cs="Times New Roman"/>
+          <w:color w:val="000000"/>
+        </w:rPr>
+        <w:t>resimulation</w:t>
+      </w:r>
+      <w:proofErr w:type="spellEnd"/>
+      <w:r>
+        <w:rPr>
+          <w:rFonts w:ascii="Times New Roman" w:hAnsi="Times New Roman" w:cs="Times New Roman"/>
+          <w:color w:val="000000"/>
+        </w:rPr>
+        <w:t xml:space="preserve"> Activity </w:t>
       </w:r>
       <w:r>
         <w:rPr>
@@ -18694,7 +20447,15 @@
           <w:rFonts w:ascii="Times New Roman" w:hAnsi="Times New Roman" w:cs="Times New Roman"/>
           <w:color w:val="000000"/>
         </w:rPr>
-        <w:t>&gt;P</w:t>
+        <w:t>&gt;</w:t>
+      </w:r>
+      <w:proofErr w:type="spellStart"/>
+      <w:r>
+        <w:rPr>
+          <w:rFonts w:ascii="Times New Roman" w:hAnsi="Times New Roman" w:cs="Times New Roman"/>
+          <w:color w:val="000000"/>
+        </w:rPr>
+        <w:t>P</w:t>
       </w:r>
       <w:r>
         <w:rPr>
@@ -18703,6 +20464,7 @@
         </w:rPr>
         <w:t>resimulation</w:t>
       </w:r>
+      <w:proofErr w:type="spellEnd"/>
       <w:r>
         <w:rPr>
           <w:rFonts w:ascii="Times New Roman" w:hAnsi="Times New Roman" w:cs="Times New Roman"/>
@@ -18759,7 +20521,15 @@
           <w:rFonts w:ascii="Times New Roman" w:hAnsi="Times New Roman" w:cs="Times New Roman"/>
           <w:color w:val="000000"/>
         </w:rPr>
-        <w:t xml:space="preserve">and justify that decision based on their review of the </w:t>
+        <w:t xml:space="preserve">and justify that decision based on their review of </w:t>
+      </w:r>
+      <w:proofErr w:type="gramStart"/>
+      <w:r>
+        <w:rPr>
+          <w:rFonts w:ascii="Times New Roman" w:hAnsi="Times New Roman" w:cs="Times New Roman"/>
+          <w:color w:val="000000"/>
+        </w:rPr>
+        <w:t xml:space="preserve">the </w:t>
       </w:r>
       <w:r>
         <w:rPr>
@@ -18775,6 +20545,7 @@
         </w:rPr>
         <w:t>ature</w:t>
       </w:r>
+      <w:proofErr w:type="gramEnd"/>
       <w:r>
         <w:rPr>
           <w:rFonts w:ascii="Times New Roman" w:hAnsi="Times New Roman" w:cs="Times New Roman"/>
@@ -18868,14 +20639,30 @@
           <w:rFonts w:ascii="Times New Roman" w:hAnsi="Times New Roman" w:cs="Times New Roman"/>
           <w:color w:val="000000"/>
         </w:rPr>
-        <w:t>&gt;P</w:t>
-      </w:r>
-      <w:r>
-        <w:rPr>
-          <w:rFonts w:ascii="Times New Roman" w:hAnsi="Times New Roman" w:cs="Times New Roman"/>
-          <w:color w:val="000000"/>
-        </w:rPr>
-        <w:t xml:space="preserve">resimulation Activity </w:t>
+        <w:t>&gt;</w:t>
+      </w:r>
+      <w:proofErr w:type="spellStart"/>
+      <w:r>
+        <w:rPr>
+          <w:rFonts w:ascii="Times New Roman" w:hAnsi="Times New Roman" w:cs="Times New Roman"/>
+          <w:color w:val="000000"/>
+        </w:rPr>
+        <w:t>P</w:t>
+      </w:r>
+      <w:r>
+        <w:rPr>
+          <w:rFonts w:ascii="Times New Roman" w:hAnsi="Times New Roman" w:cs="Times New Roman"/>
+          <w:color w:val="000000"/>
+        </w:rPr>
+        <w:t>resimulation</w:t>
+      </w:r>
+      <w:proofErr w:type="spellEnd"/>
+      <w:r>
+        <w:rPr>
+          <w:rFonts w:ascii="Times New Roman" w:hAnsi="Times New Roman" w:cs="Times New Roman"/>
+          <w:color w:val="000000"/>
+        </w:rPr>
+        <w:t xml:space="preserve"> Activity </w:t>
       </w:r>
       <w:r>
         <w:rPr>
@@ -18965,7 +20752,15 @@
           <w:rFonts w:ascii="Times New Roman" w:hAnsi="Times New Roman" w:cs="Times New Roman"/>
           <w:color w:val="000000"/>
         </w:rPr>
-        <w:t>&gt;P</w:t>
+        <w:t>&gt;</w:t>
+      </w:r>
+      <w:proofErr w:type="spellStart"/>
+      <w:r>
+        <w:rPr>
+          <w:rFonts w:ascii="Times New Roman" w:hAnsi="Times New Roman" w:cs="Times New Roman"/>
+          <w:color w:val="000000"/>
+        </w:rPr>
+        <w:t>P</w:t>
       </w:r>
       <w:r>
         <w:rPr>
@@ -18974,6 +20769,7 @@
         </w:rPr>
         <w:t>resimulation</w:t>
       </w:r>
+      <w:proofErr w:type="spellEnd"/>
       <w:r>
         <w:rPr>
           <w:rFonts w:ascii="Times New Roman" w:hAnsi="Times New Roman" w:cs="Times New Roman"/>
@@ -19209,7 +21005,15 @@
           <w:rFonts w:ascii="Times New Roman" w:hAnsi="Times New Roman" w:cs="Times New Roman"/>
           <w:color w:val="000000"/>
         </w:rPr>
-        <w:t>&gt;P</w:t>
+        <w:t>&gt;</w:t>
+      </w:r>
+      <w:proofErr w:type="spellStart"/>
+      <w:r>
+        <w:rPr>
+          <w:rFonts w:ascii="Times New Roman" w:hAnsi="Times New Roman" w:cs="Times New Roman"/>
+          <w:color w:val="000000"/>
+        </w:rPr>
+        <w:t>P</w:t>
       </w:r>
       <w:r>
         <w:rPr>
@@ -19218,6 +21022,7 @@
         </w:rPr>
         <w:t>resimulation</w:t>
       </w:r>
+      <w:proofErr w:type="spellEnd"/>
       <w:r>
         <w:rPr>
           <w:rFonts w:ascii="Times New Roman" w:hAnsi="Times New Roman" w:cs="Times New Roman"/>
@@ -19517,7 +21322,27 @@
           <w:bCs/>
           <w:color w:val="000000"/>
         </w:rPr>
-        <w:t>\qqEND downloadable content\</w:t>
+        <w:t>\</w:t>
+      </w:r>
+      <w:proofErr w:type="spellStart"/>
+      <w:r>
+        <w:rPr>
+          <w:rFonts w:ascii="Times New Roman" w:eastAsia="Times New Roman" w:hAnsi="Times New Roman" w:cs="Times New Roman"/>
+          <w:b/>
+          <w:bCs/>
+          <w:color w:val="000000"/>
+        </w:rPr>
+        <w:t>qqEND</w:t>
+      </w:r>
+      <w:proofErr w:type="spellEnd"/>
+      <w:r>
+        <w:rPr>
+          <w:rFonts w:ascii="Times New Roman" w:eastAsia="Times New Roman" w:hAnsi="Times New Roman" w:cs="Times New Roman"/>
+          <w:b/>
+          <w:bCs/>
+          <w:color w:val="000000"/>
+        </w:rPr>
+        <w:t xml:space="preserve"> downloadable content\</w:t>
       </w:r>
     </w:p>
     <w:sectPr>
